--- a/ADG/12장/12장_실습문제_정답.docx
+++ b/ADG/12장/12장_실습문제_정답.docx
@@ -34,7 +34,7 @@
           <w:b/>
           <w:sz w:val="21"/>
         </w:rPr>
-        <w:t>[하-01] 정답: ① SQL Apply</w:t>
+        <w:t>[하-01] 정답: ③ SQL Apply</w:t>
       </w:r>
     </w:p>
     <w:p>
@@ -53,7 +53,7 @@
           <w:b/>
           <w:sz w:val="21"/>
         </w:rPr>
-        <w:t>[하-02] 정답: ① LOGICAL STANDBY</w:t>
+        <w:t>[하-02] 정답: ③ LOGICAL STANDBY</w:t>
       </w:r>
     </w:p>
     <w:p>
@@ -91,7 +91,7 @@
           <w:b/>
           <w:sz w:val="21"/>
         </w:rPr>
-        <w:t>[하-04] 정답: ① ALL</w:t>
+        <w:t>[하-04] 정답: ④ ALL</w:t>
       </w:r>
     </w:p>
     <w:p>
@@ -110,7 +110,7 @@
           <w:b/>
           <w:sz w:val="21"/>
         </w:rPr>
-        <w:t>[하-05] 정답: ① DBMS_LOGSTDBY.BUILD</w:t>
+        <w:t>[하-05] 정답: ③ DBMS_LOGSTDBY.BUILD</w:t>
       </w:r>
     </w:p>
     <w:p>
@@ -129,7 +129,7 @@
           <w:b/>
           <w:sz w:val="21"/>
         </w:rPr>
-        <w:t>[하-06] 정답: ① IMPLICIT</w:t>
+        <w:t>[하-06] 정답: ④ IMPLICIT</w:t>
       </w:r>
     </w:p>
     <w:p>
@@ -148,7 +148,7 @@
           <w:b/>
           <w:sz w:val="21"/>
         </w:rPr>
-        <w:t>[하-07] 정답: ① ALTER DATABASE RECOVER TO LOGICAL STANDBY KEEP IDENTITY</w:t>
+        <w:t>[하-07] 정답: ② ALTER DATABASE RECOVER TO LOGICAL STANDBY KEEP IDENTITY</w:t>
       </w:r>
     </w:p>
     <w:p>
@@ -167,7 +167,7 @@
           <w:b/>
           <w:sz w:val="21"/>
         </w:rPr>
-        <w:t>[하-08] 정답: ① ORA-02084</w:t>
+        <w:t>[하-08] 정답: ④ ORA-02084</w:t>
       </w:r>
     </w:p>
     <w:p>
@@ -186,7 +186,7 @@
           <w:b/>
           <w:sz w:val="21"/>
         </w:rPr>
-        <w:t>[하-09] 정답: ① ORA-01665</w:t>
+        <w:t>[하-09] 정답: ③ ORA-01665</w:t>
       </w:r>
     </w:p>
     <w:p>
@@ -224,7 +224,7 @@
           <w:b/>
           <w:sz w:val="21"/>
         </w:rPr>
-        <w:t>[하-11] 정답: ① READ WRITE</w:t>
+        <w:t>[하-11] 정답: ④ READ WRITE</w:t>
       </w:r>
     </w:p>
     <w:p>
@@ -262,7 +262,7 @@
           <w:b/>
           <w:sz w:val="21"/>
         </w:rPr>
-        <w:t>[하-13] 정답: ① 6</w:t>
+        <w:t>[하-13] 정답: ② 6</w:t>
       </w:r>
     </w:p>
     <w:p>
@@ -281,7 +281,7 @@
           <w:b/>
           <w:sz w:val="21"/>
         </w:rPr>
-        <w:t>[하-14] 정답: ① APPLIER</w:t>
+        <w:t>[하-14] 정답: ③ APPLIER</w:t>
       </w:r>
     </w:p>
     <w:p>
@@ -300,7 +300,7 @@
           <w:b/>
           <w:sz w:val="21"/>
         </w:rPr>
-        <w:t>[하-15] 정답: ① 할 일이 없다 — 정상이다</w:t>
+        <w:t>[하-15] 정답: ④ 할 일이 없다 — 정상이다</w:t>
       </w:r>
     </w:p>
     <w:p>
@@ -376,7 +376,7 @@
           <w:b/>
           <w:sz w:val="21"/>
         </w:rPr>
-        <w:t>[하-19] 정답: ① 35</w:t>
+        <w:t>[하-19] 정답: ② 35</w:t>
       </w:r>
     </w:p>
     <w:p>
@@ -422,7 +422,7 @@
           <w:b/>
           <w:sz w:val="21"/>
         </w:rPr>
-        <w:t>[중-01] 정답: ① 리두를 블록으로 적용하느냐 SQL로 재구성해 실행하느냐</w:t>
+        <w:t>[중-01] 정답: ② 리두를 블록으로 적용하느냐 SQL로 재구성해 실행하느냐</w:t>
       </w:r>
     </w:p>
     <w:p>
@@ -460,7 +460,7 @@
           <w:b/>
           <w:sz w:val="21"/>
         </w:rPr>
-        <w:t>[중-03] 정답: ① 리두만으로는 어느 행이 바뀌었는지 알 수 없기 때문</w:t>
+        <w:t>[중-03] 정답: ② 리두만으로는 어느 행이 바뀌었는지 알 수 없기 때문</w:t>
       </w:r>
     </w:p>
     <w:p>
@@ -479,7 +479,7 @@
           <w:b/>
           <w:sz w:val="21"/>
         </w:rPr>
-        <w:t>[중-04] 정답: ① 서로 다른 것이며 둘 다 필요하다</w:t>
+        <w:t>[중-04] 정답: ④ 서로 다른 것이며 둘 다 필요하다</w:t>
       </w:r>
     </w:p>
     <w:p>
@@ -517,7 +517,7 @@
           <w:b/>
           <w:sz w:val="21"/>
         </w:rPr>
-        <w:t>[중-06] 정답: ① V$ARCHIVED_LOG의 DICTIONARY_BEGIN·DICTIONARY_END</w:t>
+        <w:t>[중-06] 정답: ③ V$ARCHIVED_LOG의 DICTIONARY_BEGIN·DICTIONARY_END</w:t>
       </w:r>
     </w:p>
     <w:p>
@@ -536,7 +536,7 @@
           <w:b/>
           <w:sz w:val="21"/>
         </w:rPr>
-        <w:t>[중-07] 정답: ① MRP가 딕셔너리를 이미 적용해 지나쳤다</w:t>
+        <w:t>[중-07] 정답: ④ MRP가 딕셔너리를 이미 적용해 지나쳤다</w:t>
       </w:r>
     </w:p>
     <w:p>
@@ -555,7 +555,7 @@
           <w:b/>
           <w:sz w:val="21"/>
         </w:rPr>
-        <w:t>[중-08] 정답: ① DBMS_LOGSTDBY.BUILD를 다시 실행한다</w:t>
+        <w:t>[중-08] 정답: ④ DBMS_LOGSTDBY.BUILD를 다시 실행한다</w:t>
       </w:r>
     </w:p>
     <w:p>
@@ -574,7 +574,7 @@
           <w:b/>
           <w:sz w:val="21"/>
         </w:rPr>
-        <w:t>[중-09] 정답: ① Media Recovery Waiting for T-1.S-nn</w:t>
+        <w:t>[중-09] 정답: ② Media Recovery Waiting for T-1.S-nn</w:t>
       </w:r>
     </w:p>
     <w:p>
@@ -612,7 +612,7 @@
           <w:b/>
           <w:sz w:val="21"/>
         </w:rPr>
-        <w:t>[중-11] 정답: ① 된다 — 실측에서 CDB=YES인 채로 성공했다</w:t>
+        <w:t>[중-11] 정답: ② 된다 — 실측에서 CDB=YES인 채로 성공했다</w:t>
       </w:r>
     </w:p>
     <w:p>
@@ -631,7 +631,7 @@
           <w:b/>
           <w:sz w:val="21"/>
         </w:rPr>
-        <w:t>[중-12] 정답: ① RESTART_SCN</w:t>
+        <w:t>[중-12] 정답: ④ RESTART_SCN</w:t>
       </w:r>
     </w:p>
     <w:p>
@@ -650,7 +650,7 @@
           <w:b/>
           <w:sz w:val="21"/>
         </w:rPr>
-        <w:t>[중-13] 정답: ① 적용을 먼저 멈춰야 반영된다</w:t>
+        <w:t>[중-13] 정답: ④ 적용을 먼저 멈춰야 반영된다</w:t>
       </w:r>
     </w:p>
     <w:p>
@@ -669,7 +669,7 @@
           <w:b/>
           <w:sz w:val="21"/>
         </w:rPr>
-        <w:t>[중-14] 정답: ① 테이블은 만들어지고 데이터는 비어 있다</w:t>
+        <w:t>[중-14] 정답: ③ 테이블은 만들어지고 데이터는 비어 있다</w:t>
       </w:r>
     </w:p>
     <w:p>
@@ -688,7 +688,7 @@
           <w:b/>
           <w:sz w:val="21"/>
         </w:rPr>
-        <w:t>[중-15] 정답: ① 오류가 아니라 0행이라서 정상으로 착각한다</w:t>
+        <w:t>[중-15] 정답: ② 오류가 아니라 0행이라서 정상으로 착각한다</w:t>
       </w:r>
     </w:p>
     <w:p>
@@ -707,7 +707,7 @@
           <w:b/>
           <w:sz w:val="21"/>
         </w:rPr>
-        <w:t>[중-16] 정답: ① RECORD_UNSUPPORTED_OPERATIONS</w:t>
+        <w:t>[중-16] 정답: ④ RECORD_UNSUPPORTED_OPERATIONS</w:t>
       </w:r>
     </w:p>
     <w:p>
@@ -726,7 +726,7 @@
           <w:b/>
           <w:sz w:val="21"/>
         </w:rPr>
-        <w:t>[중-17] 정답: ① APPLY_SERVERS가 아직 크게 설정되어 있다</w:t>
+        <w:t>[중-17] 정답: ② APPLY_SERVERS가 아직 크게 설정되어 있다</w:t>
       </w:r>
     </w:p>
     <w:p>
@@ -745,7 +745,7 @@
           <w:b/>
           <w:sz w:val="21"/>
         </w:rPr>
-        <w:t>[중-18] 정답: ① APPLY_SERVERS를 먼저 되돌린다</w:t>
+        <w:t>[중-18] 정답: ② APPLY_SERVERS를 먼저 되돌린다</w:t>
       </w:r>
     </w:p>
     <w:p>
@@ -764,7 +764,7 @@
           <w:b/>
           <w:sz w:val="21"/>
         </w:rPr>
-        <w:t>[중-19] 정답: ① ORA-16128</w:t>
+        <w:t>[중-19] 정답: ② ORA-16128</w:t>
       </w:r>
     </w:p>
     <w:p>
@@ -810,7 +810,7 @@
           <w:b/>
           <w:sz w:val="21"/>
         </w:rPr>
-        <w:t>[상-01] 정답: ① 있다 — SYS는 가드의 예외다</w:t>
+        <w:t>[상-01] 정답: ③ 있다 — SYS는 가드의 예외다</w:t>
       </w:r>
     </w:p>
     <w:p>
@@ -829,7 +829,7 @@
           <w:b/>
           <w:sz w:val="21"/>
         </w:rPr>
-        <w:t>[상-02] 정답: ① 두 값이 같게 동작했다</w:t>
+        <w:t>[상-02] 정답: ④ 두 값이 같게 동작했다</w:t>
       </w:r>
     </w:p>
     <w:p>
@@ -848,7 +848,7 @@
           <w:b/>
           <w:sz w:val="21"/>
         </w:rPr>
-        <w:t>[상-03] 정답: ① ORA-16224</w:t>
+        <w:t>[상-03] 정답: ③ ORA-16224</w:t>
       </w:r>
     </w:p>
     <w:p>
@@ -867,7 +867,7 @@
           <w:b/>
           <w:sz w:val="21"/>
         </w:rPr>
-        <w:t>[상-04] 정답: ① ORA-26676</w:t>
+        <w:t>[상-04] 정답: ② ORA-26676</w:t>
       </w:r>
     </w:p>
     <w:p>
@@ -905,7 +905,7 @@
           <w:b/>
           <w:sz w:val="21"/>
         </w:rPr>
-        <w:t>[상-06] 정답: ① ORA-65040</w:t>
+        <w:t>[상-06] 정답: ③ ORA-65040</w:t>
       </w:r>
     </w:p>
     <w:p>
@@ -943,7 +943,7 @@
           <w:b/>
           <w:sz w:val="21"/>
         </w:rPr>
-        <w:t>[상-08] 정답: ① 링크 계정에 Data Pump 권한이 없다</w:t>
+        <w:t>[상-08] 정답: ③ 링크 계정에 Data Pump 권한이 없다</w:t>
       </w:r>
     </w:p>
     <w:p>
@@ -962,7 +962,7 @@
           <w:b/>
           <w:sz w:val="21"/>
         </w:rPr>
-        <w:t>[상-09] 정답: ① 테이블이 지워진 채로 남았다</w:t>
+        <w:t>[상-09] 정답: ④ 테이블이 지워진 채로 남았다</w:t>
       </w:r>
     </w:p>
     <w:p>
@@ -981,7 +981,7 @@
           <w:b/>
           <w:sz w:val="21"/>
         </w:rPr>
-        <w:t>[상-10] 정답: ① ORA-01031</w:t>
+        <w:t>[상-10] 정답: ③ ORA-01031</w:t>
       </w:r>
     </w:p>
     <w:p>

--- a/ADG/12장/12장_실습문제_정답.docx
+++ b/ADG/12장/12장_실습문제_정답.docx
@@ -100,7 +100,21 @@
           <w:rFonts w:ascii="맑은 고딕" w:hAnsi="맑은 고딕" w:eastAsia="맑은 고딕"/>
           <w:sz w:val="21"/>
         </w:rPr>
-        <w:t>해설: 전환과 함께 자동으로 켜진다. Primary에서 같은 열을 조회하면 `NONE`이다.</w:t>
+        <w:t xml:space="preserve">해설: 전환과 함께 자동으로 켜진다. Primary에서 같은 열을 조회하면 </w:t>
+      </w:r>
+      <w:r>
+        <w:rPr>
+          <w:rFonts w:ascii="Consolas" w:hAnsi="Consolas" w:eastAsia="맑은 고딕"/>
+          <w:sz w:val="21"/>
+        </w:rPr>
+        <w:t xml:space="preserve">NONE</w:t>
+      </w:r>
+      <w:r>
+        <w:rPr>
+          <w:rFonts w:ascii="맑은 고딕" w:hAnsi="맑은 고딕" w:eastAsia="맑은 고딕"/>
+          <w:sz w:val="21"/>
+        </w:rPr>
+        <w:t xml:space="preserve">이다.</w:t>
       </w:r>
     </w:p>
     <w:p>
@@ -138,7 +152,77 @@
           <w:rFonts w:ascii="맑은 고딕" w:hAnsi="맑은 고딕" w:eastAsia="맑은 고딕"/>
           <w:sz w:val="21"/>
         </w:rPr>
-        <w:t>해설: `YES`가 아니라 `IMPLICIT`이다. 직접 켜지는 않았지만 `PK`와 `UI`가 켜져 최소 보충 로깅이 자동으로 성립했다는 뜻이다. 실행 전에는 셋 다 `NO`였다.</w:t>
+        <w:t xml:space="preserve">해설: </w:t>
+      </w:r>
+      <w:r>
+        <w:rPr>
+          <w:rFonts w:ascii="Consolas" w:hAnsi="Consolas" w:eastAsia="맑은 고딕"/>
+          <w:sz w:val="21"/>
+        </w:rPr>
+        <w:t xml:space="preserve">YES</w:t>
+      </w:r>
+      <w:r>
+        <w:rPr>
+          <w:rFonts w:ascii="맑은 고딕" w:hAnsi="맑은 고딕" w:eastAsia="맑은 고딕"/>
+          <w:sz w:val="21"/>
+        </w:rPr>
+        <w:t xml:space="preserve">가 아니라 </w:t>
+      </w:r>
+      <w:r>
+        <w:rPr>
+          <w:rFonts w:ascii="Consolas" w:hAnsi="Consolas" w:eastAsia="맑은 고딕"/>
+          <w:sz w:val="21"/>
+        </w:rPr>
+        <w:t xml:space="preserve">IMPLICIT</w:t>
+      </w:r>
+      <w:r>
+        <w:rPr>
+          <w:rFonts w:ascii="맑은 고딕" w:hAnsi="맑은 고딕" w:eastAsia="맑은 고딕"/>
+          <w:sz w:val="21"/>
+        </w:rPr>
+        <w:t xml:space="preserve">이다. 직접 켜지는 않았지만 </w:t>
+      </w:r>
+      <w:r>
+        <w:rPr>
+          <w:rFonts w:ascii="Consolas" w:hAnsi="Consolas" w:eastAsia="맑은 고딕"/>
+          <w:sz w:val="21"/>
+        </w:rPr>
+        <w:t xml:space="preserve">PK</w:t>
+      </w:r>
+      <w:r>
+        <w:rPr>
+          <w:rFonts w:ascii="맑은 고딕" w:hAnsi="맑은 고딕" w:eastAsia="맑은 고딕"/>
+          <w:sz w:val="21"/>
+        </w:rPr>
+        <w:t xml:space="preserve">와 </w:t>
+      </w:r>
+      <w:r>
+        <w:rPr>
+          <w:rFonts w:ascii="Consolas" w:hAnsi="Consolas" w:eastAsia="맑은 고딕"/>
+          <w:sz w:val="21"/>
+        </w:rPr>
+        <w:t xml:space="preserve">UI</w:t>
+      </w:r>
+      <w:r>
+        <w:rPr>
+          <w:rFonts w:ascii="맑은 고딕" w:hAnsi="맑은 고딕" w:eastAsia="맑은 고딕"/>
+          <w:sz w:val="21"/>
+        </w:rPr>
+        <w:t xml:space="preserve">가 켜져 최소 보충 로깅이 자동으로 성립했다는 뜻이다. 실행 전에는 셋 다 </w:t>
+      </w:r>
+      <w:r>
+        <w:rPr>
+          <w:rFonts w:ascii="Consolas" w:hAnsi="Consolas" w:eastAsia="맑은 고딕"/>
+          <w:sz w:val="21"/>
+        </w:rPr>
+        <w:t xml:space="preserve">NO</w:t>
+      </w:r>
+      <w:r>
+        <w:rPr>
+          <w:rFonts w:ascii="맑은 고딕" w:hAnsi="맑은 고딕" w:eastAsia="맑은 고딕"/>
+          <w:sz w:val="21"/>
+        </w:rPr>
+        <w:t xml:space="preserve">였다.</w:t>
       </w:r>
     </w:p>
     <w:p>
@@ -157,7 +241,49 @@
           <w:rFonts w:ascii="맑은 고딕" w:hAnsi="맑은 고딕" w:eastAsia="맑은 고딕"/>
           <w:sz w:val="21"/>
         </w:rPr>
-        <w:t>해설: `CONVERT`가 아니라 `RECOVER TO`다. 11장의 Snapshot Standby가 `CONVERT TO`였던 것과 대비된다.</w:t>
+        <w:t xml:space="preserve">해설: </w:t>
+      </w:r>
+      <w:r>
+        <w:rPr>
+          <w:rFonts w:ascii="Consolas" w:hAnsi="Consolas" w:eastAsia="맑은 고딕"/>
+          <w:sz w:val="21"/>
+        </w:rPr>
+        <w:t xml:space="preserve">CONVERT</w:t>
+      </w:r>
+      <w:r>
+        <w:rPr>
+          <w:rFonts w:ascii="맑은 고딕" w:hAnsi="맑은 고딕" w:eastAsia="맑은 고딕"/>
+          <w:sz w:val="21"/>
+        </w:rPr>
+        <w:t xml:space="preserve">가 아니라 </w:t>
+      </w:r>
+      <w:r>
+        <w:rPr>
+          <w:rFonts w:ascii="Consolas" w:hAnsi="Consolas" w:eastAsia="맑은 고딕"/>
+          <w:sz w:val="21"/>
+        </w:rPr>
+        <w:t xml:space="preserve">RECOVER TO</w:t>
+      </w:r>
+      <w:r>
+        <w:rPr>
+          <w:rFonts w:ascii="맑은 고딕" w:hAnsi="맑은 고딕" w:eastAsia="맑은 고딕"/>
+          <w:sz w:val="21"/>
+        </w:rPr>
+        <w:t xml:space="preserve">다. 11장의 Snapshot Standby가 </w:t>
+      </w:r>
+      <w:r>
+        <w:rPr>
+          <w:rFonts w:ascii="Consolas" w:hAnsi="Consolas" w:eastAsia="맑은 고딕"/>
+          <w:sz w:val="21"/>
+        </w:rPr>
+        <w:t xml:space="preserve">CONVERT TO</w:t>
+      </w:r>
+      <w:r>
+        <w:rPr>
+          <w:rFonts w:ascii="맑은 고딕" w:hAnsi="맑은 고딕" w:eastAsia="맑은 고딕"/>
+          <w:sz w:val="21"/>
+        </w:rPr>
+        <w:t xml:space="preserve">였던 것과 대비된다.</w:t>
       </w:r>
     </w:p>
     <w:p>
@@ -176,7 +302,35 @@
           <w:rFonts w:ascii="맑은 고딕" w:hAnsi="맑은 고딕" w:eastAsia="맑은 고딕"/>
           <w:sz w:val="21"/>
         </w:rPr>
-        <w:t>해설: `database name is missing a component`. `boston_lg`가 9자였다. 메시지가 길이 문제를 말하는 것처럼 들리지 않아 한 번 겪어 두면 다음에 빨리 알아본다.</w:t>
+        <w:t xml:space="preserve">해설: </w:t>
+      </w:r>
+      <w:r>
+        <w:rPr>
+          <w:rFonts w:ascii="Consolas" w:hAnsi="Consolas" w:eastAsia="맑은 고딕"/>
+          <w:sz w:val="21"/>
+        </w:rPr>
+        <w:t xml:space="preserve">database name is missing a component</w:t>
+      </w:r>
+      <w:r>
+        <w:rPr>
+          <w:rFonts w:ascii="맑은 고딕" w:hAnsi="맑은 고딕" w:eastAsia="맑은 고딕"/>
+          <w:sz w:val="21"/>
+        </w:rPr>
+        <w:t xml:space="preserve">. </w:t>
+      </w:r>
+      <w:r>
+        <w:rPr>
+          <w:rFonts w:ascii="Consolas" w:hAnsi="Consolas" w:eastAsia="맑은 고딕"/>
+          <w:sz w:val="21"/>
+        </w:rPr>
+        <w:t xml:space="preserve">boston_lg</w:t>
+      </w:r>
+      <w:r>
+        <w:rPr>
+          <w:rFonts w:ascii="맑은 고딕" w:hAnsi="맑은 고딕" w:eastAsia="맑은 고딕"/>
+          <w:sz w:val="21"/>
+        </w:rPr>
+        <w:t xml:space="preserve">가 9자였다. 메시지가 길이 문제를 말하는 것처럼 들리지 않아 한 번 겪어 두면 다음에 빨리 알아본다.</w:t>
       </w:r>
     </w:p>
     <w:p>
@@ -195,7 +349,29 @@
           <w:rFonts w:ascii="맑은 고딕" w:hAnsi="맑은 고딕" w:eastAsia="맑은 고딕"/>
           <w:sz w:val="21"/>
         </w:rPr>
-        <w:t>해설: `control file is not a standby control file`. 1장(Primary)·10장(Far Sync)·11장(Snapshot)에 이어 네 번째다. **MRP를 띄울 수 있는 것은 Standby 컨트롤 파일뿐이다.**</w:t>
+        <w:t xml:space="preserve">해설: </w:t>
+      </w:r>
+      <w:r>
+        <w:rPr>
+          <w:rFonts w:ascii="Consolas" w:hAnsi="Consolas" w:eastAsia="맑은 고딕"/>
+          <w:sz w:val="21"/>
+        </w:rPr>
+        <w:t xml:space="preserve">control file is not a standby control file</w:t>
+      </w:r>
+      <w:r>
+        <w:rPr>
+          <w:rFonts w:ascii="맑은 고딕" w:hAnsi="맑은 고딕" w:eastAsia="맑은 고딕"/>
+          <w:sz w:val="21"/>
+        </w:rPr>
+        <w:t xml:space="preserve">. 1장(Primary)·10장(Far Sync)·11장(Snapshot)에 이어 네 번째다. </w:t>
+      </w:r>
+      <w:r>
+        <w:rPr>
+          <w:rFonts w:ascii="맑은 고딕" w:hAnsi="맑은 고딕" w:eastAsia="맑은 고딕"/>
+          <w:b/>
+          <w:sz w:val="21"/>
+        </w:rPr>
+        <w:t xml:space="preserve">MRP를 띄울 수 있는 것은 Standby 컨트롤 파일뿐이다.</w:t>
       </w:r>
     </w:p>
     <w:p>
@@ -214,7 +390,21 @@
           <w:rFonts w:ascii="맑은 고딕" w:hAnsi="맑은 고딕" w:eastAsia="맑은 고딕"/>
           <w:sz w:val="21"/>
         </w:rPr>
-        <w:t>해설: `READ ONLY`를 붙이지 않는다. Logical Standby는 사실상 독립된 데이터베이스처럼 동작한다.</w:t>
+        <w:t xml:space="preserve">해설: </w:t>
+      </w:r>
+      <w:r>
+        <w:rPr>
+          <w:rFonts w:ascii="Consolas" w:hAnsi="Consolas" w:eastAsia="맑은 고딕"/>
+          <w:sz w:val="21"/>
+        </w:rPr>
+        <w:t xml:space="preserve">READ ONLY</w:t>
+      </w:r>
+      <w:r>
+        <w:rPr>
+          <w:rFonts w:ascii="맑은 고딕" w:hAnsi="맑은 고딕" w:eastAsia="맑은 고딕"/>
+          <w:sz w:val="21"/>
+        </w:rPr>
+        <w:t xml:space="preserve">를 붙이지 않는다. Logical Standby는 사실상 독립된 데이터베이스처럼 동작한다.</w:t>
       </w:r>
     </w:p>
     <w:p>
@@ -252,7 +442,35 @@
           <w:rFonts w:ascii="맑은 고딕" w:hAnsi="맑은 고딕" w:eastAsia="맑은 고딕"/>
           <w:sz w:val="21"/>
         </w:rPr>
-        <w:t>해설: `IMMEDIATE`는 실시간 적용을 뜻하며 7장의 `USING CURRENT LOGFILE`에 해당한다.</w:t>
+        <w:t xml:space="preserve">해설: </w:t>
+      </w:r>
+      <w:r>
+        <w:rPr>
+          <w:rFonts w:ascii="Consolas" w:hAnsi="Consolas" w:eastAsia="맑은 고딕"/>
+          <w:sz w:val="21"/>
+        </w:rPr>
+        <w:t xml:space="preserve">IMMEDIATE</w:t>
+      </w:r>
+      <w:r>
+        <w:rPr>
+          <w:rFonts w:ascii="맑은 고딕" w:hAnsi="맑은 고딕" w:eastAsia="맑은 고딕"/>
+          <w:sz w:val="21"/>
+        </w:rPr>
+        <w:t xml:space="preserve">는 실시간 적용을 뜻하며 7장의 </w:t>
+      </w:r>
+      <w:r>
+        <w:rPr>
+          <w:rFonts w:ascii="Consolas" w:hAnsi="Consolas" w:eastAsia="맑은 고딕"/>
+          <w:sz w:val="21"/>
+        </w:rPr>
+        <w:t xml:space="preserve">USING CURRENT LOGFILE</w:t>
+      </w:r>
+      <w:r>
+        <w:rPr>
+          <w:rFonts w:ascii="맑은 고딕" w:hAnsi="맑은 고딕" w:eastAsia="맑은 고딕"/>
+          <w:sz w:val="21"/>
+        </w:rPr>
+        <w:t xml:space="preserve">에 해당한다.</w:t>
       </w:r>
     </w:p>
     <w:p>
@@ -309,7 +527,63 @@
           <w:rFonts w:ascii="맑은 고딕" w:hAnsi="맑은 고딕" w:eastAsia="맑은 고딕"/>
           <w:sz w:val="21"/>
         </w:rPr>
-        <w:t>해설: `V$LOGSTDBY_PROCESS`의 `STATUS`는 오류 번호 형식으로 상태를 표현한다. `ORA-16111`(준비 중)·`ORA-16242`(로그 처리 중)도 같은 성격이다.</w:t>
+        <w:t xml:space="preserve">해설: </w:t>
+      </w:r>
+      <w:r>
+        <w:rPr>
+          <w:rFonts w:ascii="Consolas" w:hAnsi="Consolas" w:eastAsia="맑은 고딕"/>
+          <w:sz w:val="21"/>
+        </w:rPr>
+        <w:t xml:space="preserve">V$LOGSTDBY_PROCESS</w:t>
+      </w:r>
+      <w:r>
+        <w:rPr>
+          <w:rFonts w:ascii="맑은 고딕" w:hAnsi="맑은 고딕" w:eastAsia="맑은 고딕"/>
+          <w:sz w:val="21"/>
+        </w:rPr>
+        <w:t xml:space="preserve">의 </w:t>
+      </w:r>
+      <w:r>
+        <w:rPr>
+          <w:rFonts w:ascii="Consolas" w:hAnsi="Consolas" w:eastAsia="맑은 고딕"/>
+          <w:sz w:val="21"/>
+        </w:rPr>
+        <w:t xml:space="preserve">STATUS</w:t>
+      </w:r>
+      <w:r>
+        <w:rPr>
+          <w:rFonts w:ascii="맑은 고딕" w:hAnsi="맑은 고딕" w:eastAsia="맑은 고딕"/>
+          <w:sz w:val="21"/>
+        </w:rPr>
+        <w:t xml:space="preserve">는 오류 번호 형식으로 상태를 표현한다. </w:t>
+      </w:r>
+      <w:r>
+        <w:rPr>
+          <w:rFonts w:ascii="Consolas" w:hAnsi="Consolas" w:eastAsia="맑은 고딕"/>
+          <w:sz w:val="21"/>
+        </w:rPr>
+        <w:t xml:space="preserve">ORA-16111</w:t>
+      </w:r>
+      <w:r>
+        <w:rPr>
+          <w:rFonts w:ascii="맑은 고딕" w:hAnsi="맑은 고딕" w:eastAsia="맑은 고딕"/>
+          <w:sz w:val="21"/>
+        </w:rPr>
+        <w:t xml:space="preserve">(준비 중)·</w:t>
+      </w:r>
+      <w:r>
+        <w:rPr>
+          <w:rFonts w:ascii="Consolas" w:hAnsi="Consolas" w:eastAsia="맑은 고딕"/>
+          <w:sz w:val="21"/>
+        </w:rPr>
+        <w:t xml:space="preserve">ORA-16242</w:t>
+      </w:r>
+      <w:r>
+        <w:rPr>
+          <w:rFonts w:ascii="맑은 고딕" w:hAnsi="맑은 고딕" w:eastAsia="맑은 고딕"/>
+          <w:sz w:val="21"/>
+        </w:rPr>
+        <w:t xml:space="preserve">(로그 처리 중)도 같은 성격이다.</w:t>
       </w:r>
     </w:p>
     <w:p>
@@ -366,7 +640,63 @@
           <w:rFonts w:ascii="맑은 고딕" w:hAnsi="맑은 고딕" w:eastAsia="맑은 고딕"/>
           <w:sz w:val="21"/>
         </w:rPr>
-        <w:t>해설: 실측에서 `system.lg_skip`을 조회하자 `ORA-00942`였다. `DBA_LOGSTDBY_SKIP`의 `INTERNAL SCHEMA` 규칙이 작동한 것이다.</w:t>
+        <w:t xml:space="preserve">해설: 실측에서 </w:t>
+      </w:r>
+      <w:r>
+        <w:rPr>
+          <w:rFonts w:ascii="Consolas" w:hAnsi="Consolas" w:eastAsia="맑은 고딕"/>
+          <w:sz w:val="21"/>
+        </w:rPr>
+        <w:t xml:space="preserve">system.lg_skip</w:t>
+      </w:r>
+      <w:r>
+        <w:rPr>
+          <w:rFonts w:ascii="맑은 고딕" w:hAnsi="맑은 고딕" w:eastAsia="맑은 고딕"/>
+          <w:sz w:val="21"/>
+        </w:rPr>
+        <w:t xml:space="preserve">을 조회하자 </w:t>
+      </w:r>
+      <w:r>
+        <w:rPr>
+          <w:rFonts w:ascii="Consolas" w:hAnsi="Consolas" w:eastAsia="맑은 고딕"/>
+          <w:sz w:val="21"/>
+        </w:rPr>
+        <w:t xml:space="preserve">ORA-00942</w:t>
+      </w:r>
+      <w:r>
+        <w:rPr>
+          <w:rFonts w:ascii="맑은 고딕" w:hAnsi="맑은 고딕" w:eastAsia="맑은 고딕"/>
+          <w:sz w:val="21"/>
+        </w:rPr>
+        <w:t xml:space="preserve">였다. </w:t>
+      </w:r>
+      <w:r>
+        <w:rPr>
+          <w:rFonts w:ascii="Consolas" w:hAnsi="Consolas" w:eastAsia="맑은 고딕"/>
+          <w:sz w:val="21"/>
+        </w:rPr>
+        <w:t xml:space="preserve">DBA_LOGSTDBY_SKIP</w:t>
+      </w:r>
+      <w:r>
+        <w:rPr>
+          <w:rFonts w:ascii="맑은 고딕" w:hAnsi="맑은 고딕" w:eastAsia="맑은 고딕"/>
+          <w:sz w:val="21"/>
+        </w:rPr>
+        <w:t xml:space="preserve">의 </w:t>
+      </w:r>
+      <w:r>
+        <w:rPr>
+          <w:rFonts w:ascii="Consolas" w:hAnsi="Consolas" w:eastAsia="맑은 고딕"/>
+          <w:sz w:val="21"/>
+        </w:rPr>
+        <w:t xml:space="preserve">INTERNAL SCHEMA</w:t>
+      </w:r>
+      <w:r>
+        <w:rPr>
+          <w:rFonts w:ascii="맑은 고딕" w:hAnsi="맑은 고딕" w:eastAsia="맑은 고딕"/>
+          <w:sz w:val="21"/>
+        </w:rPr>
+        <w:t xml:space="preserve"> 규칙이 작동한 것이다.</w:t>
       </w:r>
     </w:p>
     <w:p>
@@ -385,7 +715,77 @@
           <w:rFonts w:ascii="맑은 고딕" w:hAnsi="맑은 고딕" w:eastAsia="맑은 고딕"/>
           <w:sz w:val="21"/>
         </w:rPr>
-        <w:t>해설: 대부분이 `INTERNAL SCHEMA`이며 `SYS`·`SYSTEM`·`XS$NULL`·`OJVMSYS` 등이 나열된다. 실습에서 둘을 더해 37개가 됐다.</w:t>
+        <w:t xml:space="preserve">해설: 대부분이 </w:t>
+      </w:r>
+      <w:r>
+        <w:rPr>
+          <w:rFonts w:ascii="Consolas" w:hAnsi="Consolas" w:eastAsia="맑은 고딕"/>
+          <w:sz w:val="21"/>
+        </w:rPr>
+        <w:t xml:space="preserve">INTERNAL SCHEMA</w:t>
+      </w:r>
+      <w:r>
+        <w:rPr>
+          <w:rFonts w:ascii="맑은 고딕" w:hAnsi="맑은 고딕" w:eastAsia="맑은 고딕"/>
+          <w:sz w:val="21"/>
+        </w:rPr>
+        <w:t xml:space="preserve">이며 </w:t>
+      </w:r>
+      <w:r>
+        <w:rPr>
+          <w:rFonts w:ascii="Consolas" w:hAnsi="Consolas" w:eastAsia="맑은 고딕"/>
+          <w:sz w:val="21"/>
+        </w:rPr>
+        <w:t xml:space="preserve">SYS</w:t>
+      </w:r>
+      <w:r>
+        <w:rPr>
+          <w:rFonts w:ascii="맑은 고딕" w:hAnsi="맑은 고딕" w:eastAsia="맑은 고딕"/>
+          <w:sz w:val="21"/>
+        </w:rPr>
+        <w:t xml:space="preserve">·</w:t>
+      </w:r>
+      <w:r>
+        <w:rPr>
+          <w:rFonts w:ascii="Consolas" w:hAnsi="Consolas" w:eastAsia="맑은 고딕"/>
+          <w:sz w:val="21"/>
+        </w:rPr>
+        <w:t xml:space="preserve">SYSTEM</w:t>
+      </w:r>
+      <w:r>
+        <w:rPr>
+          <w:rFonts w:ascii="맑은 고딕" w:hAnsi="맑은 고딕" w:eastAsia="맑은 고딕"/>
+          <w:sz w:val="21"/>
+        </w:rPr>
+        <w:t xml:space="preserve">·</w:t>
+      </w:r>
+      <w:r>
+        <w:rPr>
+          <w:rFonts w:ascii="Consolas" w:hAnsi="Consolas" w:eastAsia="맑은 고딕"/>
+          <w:sz w:val="21"/>
+        </w:rPr>
+        <w:t xml:space="preserve">XS$NULL</w:t>
+      </w:r>
+      <w:r>
+        <w:rPr>
+          <w:rFonts w:ascii="맑은 고딕" w:hAnsi="맑은 고딕" w:eastAsia="맑은 고딕"/>
+          <w:sz w:val="21"/>
+        </w:rPr>
+        <w:t xml:space="preserve">·</w:t>
+      </w:r>
+      <w:r>
+        <w:rPr>
+          <w:rFonts w:ascii="Consolas" w:hAnsi="Consolas" w:eastAsia="맑은 고딕"/>
+          <w:sz w:val="21"/>
+        </w:rPr>
+        <w:t xml:space="preserve">OJVMSYS</w:t>
+      </w:r>
+      <w:r>
+        <w:rPr>
+          <w:rFonts w:ascii="맑은 고딕" w:hAnsi="맑은 고딕" w:eastAsia="맑은 고딕"/>
+          <w:sz w:val="21"/>
+        </w:rPr>
+        <w:t xml:space="preserve"> 등이 나열된다. 실습에서 둘을 더해 37개가 됐다.</w:t>
       </w:r>
     </w:p>
     <w:p>
@@ -450,7 +850,21 @@
           <w:rFonts w:ascii="맑은 고딕" w:hAnsi="맑은 고딕" w:eastAsia="맑은 고딕"/>
           <w:sz w:val="21"/>
         </w:rPr>
-        <w:t>해설: 이것이 오히려 잃는 것이다. `DBA_LOGSTDBY_UNSUPPORTED`에 나온 컬럼을 가진 테이블은 데이터가 복제되지 않는다.</w:t>
+        <w:t xml:space="preserve">해설: 이것이 오히려 잃는 것이다. </w:t>
+      </w:r>
+      <w:r>
+        <w:rPr>
+          <w:rFonts w:ascii="Consolas" w:hAnsi="Consolas" w:eastAsia="맑은 고딕"/>
+          <w:sz w:val="21"/>
+        </w:rPr>
+        <w:t xml:space="preserve">DBA_LOGSTDBY_UNSUPPORTED</w:t>
+      </w:r>
+      <w:r>
+        <w:rPr>
+          <w:rFonts w:ascii="맑은 고딕" w:hAnsi="맑은 고딕" w:eastAsia="맑은 고딕"/>
+          <w:sz w:val="21"/>
+        </w:rPr>
+        <w:t xml:space="preserve">에 나온 컬럼을 가진 테이블은 데이터가 복제되지 않는다.</w:t>
       </w:r>
     </w:p>
     <w:p>
@@ -488,7 +902,21 @@
           <w:rFonts w:ascii="맑은 고딕" w:hAnsi="맑은 고딕" w:eastAsia="맑은 고딕"/>
           <w:sz w:val="21"/>
         </w:rPr>
-        <w:t>해설: `FORCE_LOGGING`은 "리두를 남기느냐"(4장), 보충 로깅은 "리두에 무엇을 더 담느냐"의 문제다. 서로를 대신하지 못한다.</w:t>
+        <w:t xml:space="preserve">해설: </w:t>
+      </w:r>
+      <w:r>
+        <w:rPr>
+          <w:rFonts w:ascii="Consolas" w:hAnsi="Consolas" w:eastAsia="맑은 고딕"/>
+          <w:sz w:val="21"/>
+        </w:rPr>
+        <w:t xml:space="preserve">FORCE_LOGGING</w:t>
+      </w:r>
+      <w:r>
+        <w:rPr>
+          <w:rFonts w:ascii="맑은 고딕" w:hAnsi="맑은 고딕" w:eastAsia="맑은 고딕"/>
+          <w:sz w:val="21"/>
+        </w:rPr>
+        <w:t xml:space="preserve">은 "리두를 남기느냐"(4장), 보충 로깅은 "리두에 무엇을 더 담느냐"의 문제다. 서로를 대신하지 못한다.</w:t>
       </w:r>
     </w:p>
     <w:p>
@@ -526,7 +954,21 @@
           <w:rFonts w:ascii="맑은 고딕" w:hAnsi="맑은 고딕" w:eastAsia="맑은 고딕"/>
           <w:sz w:val="21"/>
         </w:rPr>
-        <w:t>해설: 실측에서 두 값이 모두 `YES`인 아카이브가 2개 있었다. 전환이 진행되지 않을 때 딕셔너리가 어느 시퀀스에 있는지 확인할 수 있다.</w:t>
+        <w:t xml:space="preserve">해설: 실측에서 두 값이 모두 </w:t>
+      </w:r>
+      <w:r>
+        <w:rPr>
+          <w:rFonts w:ascii="Consolas" w:hAnsi="Consolas" w:eastAsia="맑은 고딕"/>
+          <w:sz w:val="21"/>
+        </w:rPr>
+        <w:t xml:space="preserve">YES</w:t>
+      </w:r>
+      <w:r>
+        <w:rPr>
+          <w:rFonts w:ascii="맑은 고딕" w:hAnsi="맑은 고딕" w:eastAsia="맑은 고딕"/>
+          <w:sz w:val="21"/>
+        </w:rPr>
+        <w:t xml:space="preserve">인 아카이브가 2개 있었다. 전환이 진행되지 않을 때 딕셔너리가 어느 시퀀스에 있는지 확인할 수 있다.</w:t>
       </w:r>
     </w:p>
     <w:p>
@@ -545,7 +987,21 @@
           <w:rFonts w:ascii="맑은 고딕" w:hAnsi="맑은 고딕" w:eastAsia="맑은 고딕"/>
           <w:sz w:val="21"/>
         </w:rPr>
-        <w:t>해설: `BUILD`를 먼저 하고 적용 중지를 나중에 했기 때문이다. 전환 명령은 자기가 시작한 지점부터 앞으로 나아가며 딕셔너리를 찾는데 그것이 뒤에 있으면 못 찾는다.</w:t>
+        <w:t xml:space="preserve">해설: </w:t>
+      </w:r>
+      <w:r>
+        <w:rPr>
+          <w:rFonts w:ascii="Consolas" w:hAnsi="Consolas" w:eastAsia="맑은 고딕"/>
+          <w:sz w:val="21"/>
+        </w:rPr>
+        <w:t xml:space="preserve">BUILD</w:t>
+      </w:r>
+      <w:r>
+        <w:rPr>
+          <w:rFonts w:ascii="맑은 고딕" w:hAnsi="맑은 고딕" w:eastAsia="맑은 고딕"/>
+          <w:sz w:val="21"/>
+        </w:rPr>
+        <w:t xml:space="preserve">를 먼저 하고 적용 중지를 나중에 했기 때문이다. 전환 명령은 자기가 시작한 지점부터 앞으로 나아가며 딕셔너리를 찾는데 그것이 뒤에 있으면 못 찾는다.</w:t>
       </w:r>
     </w:p>
     <w:p>
@@ -564,7 +1020,21 @@
           <w:rFonts w:ascii="맑은 고딕" w:hAnsi="맑은 고딕" w:eastAsia="맑은 고딕"/>
           <w:sz w:val="21"/>
         </w:rPr>
-        <w:t>해설: 전환 명령을 그대로 둔 채 Primary에서 다시 실행하고 로그를 전환하면, 기다리던 명령이 새 딕셔너리를 만나 `Database altered.`로 끝난다.</w:t>
+        <w:t xml:space="preserve">해설: 전환 명령을 그대로 둔 채 Primary에서 다시 실행하고 로그를 전환하면, 기다리던 명령이 새 딕셔너리를 만나 </w:t>
+      </w:r>
+      <w:r>
+        <w:rPr>
+          <w:rFonts w:ascii="Consolas" w:hAnsi="Consolas" w:eastAsia="맑은 고딕"/>
+          <w:sz w:val="21"/>
+        </w:rPr>
+        <w:t xml:space="preserve">Database altered.</w:t>
+      </w:r>
+      <w:r>
+        <w:rPr>
+          <w:rFonts w:ascii="맑은 고딕" w:hAnsi="맑은 고딕" w:eastAsia="맑은 고딕"/>
+          <w:sz w:val="21"/>
+        </w:rPr>
+        <w:t xml:space="preserve">로 끝난다.</w:t>
       </w:r>
     </w:p>
     <w:p>
@@ -583,7 +1053,21 @@
           <w:rFonts w:ascii="맑은 고딕" w:hAnsi="맑은 고딕" w:eastAsia="맑은 고딕"/>
           <w:sz w:val="21"/>
         </w:rPr>
-        <w:t>해설: 실측에서 `T-1.S-47`을 기다리고 있었다. Primary가 조용하면 47번 리두가 생기지 않으므로 영원히 기다린다.</w:t>
+        <w:t xml:space="preserve">해설: 실측에서 </w:t>
+      </w:r>
+      <w:r>
+        <w:rPr>
+          <w:rFonts w:ascii="Consolas" w:hAnsi="Consolas" w:eastAsia="맑은 고딕"/>
+          <w:sz w:val="21"/>
+        </w:rPr>
+        <w:t xml:space="preserve">T-1.S-47</w:t>
+      </w:r>
+      <w:r>
+        <w:rPr>
+          <w:rFonts w:ascii="맑은 고딕" w:hAnsi="맑은 고딕" w:eastAsia="맑은 고딕"/>
+          <w:sz w:val="21"/>
+        </w:rPr>
+        <w:t xml:space="preserve">을 기다리고 있었다. Primary가 조용하면 47번 리두가 생기지 않으므로 영원히 기다린다.</w:t>
       </w:r>
     </w:p>
     <w:p>
@@ -602,7 +1086,35 @@
           <w:rFonts w:ascii="맑은 고딕" w:hAnsi="맑은 고딕" w:eastAsia="맑은 고딕"/>
           <w:sz w:val="21"/>
         </w:rPr>
-        <w:t>해설: 새 이름을 주면 `DB_NAME`과 `DBID`가 바뀌어 Data Guard 구성과의 관계가 끊어진다. Switchover 대상이 될 수 없고 Broker로도 관리하지 못한다.</w:t>
+        <w:t xml:space="preserve">해설: 새 이름을 주면 </w:t>
+      </w:r>
+      <w:r>
+        <w:rPr>
+          <w:rFonts w:ascii="Consolas" w:hAnsi="Consolas" w:eastAsia="맑은 고딕"/>
+          <w:sz w:val="21"/>
+        </w:rPr>
+        <w:t xml:space="preserve">DB_NAME</w:t>
+      </w:r>
+      <w:r>
+        <w:rPr>
+          <w:rFonts w:ascii="맑은 고딕" w:hAnsi="맑은 고딕" w:eastAsia="맑은 고딕"/>
+          <w:sz w:val="21"/>
+        </w:rPr>
+        <w:t xml:space="preserve">과 </w:t>
+      </w:r>
+      <w:r>
+        <w:rPr>
+          <w:rFonts w:ascii="Consolas" w:hAnsi="Consolas" w:eastAsia="맑은 고딕"/>
+          <w:sz w:val="21"/>
+        </w:rPr>
+        <w:t xml:space="preserve">DBID</w:t>
+      </w:r>
+      <w:r>
+        <w:rPr>
+          <w:rFonts w:ascii="맑은 고딕" w:hAnsi="맑은 고딕" w:eastAsia="맑은 고딕"/>
+          <w:sz w:val="21"/>
+        </w:rPr>
+        <w:t xml:space="preserve">가 바뀌어 Data Guard 구성과의 관계가 끊어진다. Switchover 대상이 될 수 없고 Broker로도 관리하지 못한다.</w:t>
       </w:r>
     </w:p>
     <w:p>
@@ -621,7 +1133,77 @@
           <w:rFonts w:ascii="맑은 고딕" w:hAnsi="맑은 고딕" w:eastAsia="맑은 고딕"/>
           <w:sz w:val="21"/>
         </w:rPr>
-        <w:t>해설: 흔한 질문이며 실측이 답을 준다. 전환 후 `V$DATABASE`의 `CDB`가 `YES`인 채로 `DATABASE_ROLE`이 `LOGICAL STANDBY`가 되었고, PDB 안의 스키마가 정상적으로 복제됐다.</w:t>
+        <w:t xml:space="preserve">해설: 흔한 질문이며 실측이 답을 준다. 전환 후 </w:t>
+      </w:r>
+      <w:r>
+        <w:rPr>
+          <w:rFonts w:ascii="Consolas" w:hAnsi="Consolas" w:eastAsia="맑은 고딕"/>
+          <w:sz w:val="21"/>
+        </w:rPr>
+        <w:t xml:space="preserve">V$DATABASE</w:t>
+      </w:r>
+      <w:r>
+        <w:rPr>
+          <w:rFonts w:ascii="맑은 고딕" w:hAnsi="맑은 고딕" w:eastAsia="맑은 고딕"/>
+          <w:sz w:val="21"/>
+        </w:rPr>
+        <w:t xml:space="preserve">의 </w:t>
+      </w:r>
+      <w:r>
+        <w:rPr>
+          <w:rFonts w:ascii="Consolas" w:hAnsi="Consolas" w:eastAsia="맑은 고딕"/>
+          <w:sz w:val="21"/>
+        </w:rPr>
+        <w:t xml:space="preserve">CDB</w:t>
+      </w:r>
+      <w:r>
+        <w:rPr>
+          <w:rFonts w:ascii="맑은 고딕" w:hAnsi="맑은 고딕" w:eastAsia="맑은 고딕"/>
+          <w:sz w:val="21"/>
+        </w:rPr>
+        <w:t xml:space="preserve">가 </w:t>
+      </w:r>
+      <w:r>
+        <w:rPr>
+          <w:rFonts w:ascii="Consolas" w:hAnsi="Consolas" w:eastAsia="맑은 고딕"/>
+          <w:sz w:val="21"/>
+        </w:rPr>
+        <w:t xml:space="preserve">YES</w:t>
+      </w:r>
+      <w:r>
+        <w:rPr>
+          <w:rFonts w:ascii="맑은 고딕" w:hAnsi="맑은 고딕" w:eastAsia="맑은 고딕"/>
+          <w:sz w:val="21"/>
+        </w:rPr>
+        <w:t xml:space="preserve">인 채로 </w:t>
+      </w:r>
+      <w:r>
+        <w:rPr>
+          <w:rFonts w:ascii="Consolas" w:hAnsi="Consolas" w:eastAsia="맑은 고딕"/>
+          <w:sz w:val="21"/>
+        </w:rPr>
+        <w:t xml:space="preserve">DATABASE_ROLE</w:t>
+      </w:r>
+      <w:r>
+        <w:rPr>
+          <w:rFonts w:ascii="맑은 고딕" w:hAnsi="맑은 고딕" w:eastAsia="맑은 고딕"/>
+          <w:sz w:val="21"/>
+        </w:rPr>
+        <w:t xml:space="preserve">이 </w:t>
+      </w:r>
+      <w:r>
+        <w:rPr>
+          <w:rFonts w:ascii="Consolas" w:hAnsi="Consolas" w:eastAsia="맑은 고딕"/>
+          <w:sz w:val="21"/>
+        </w:rPr>
+        <w:t xml:space="preserve">LOGICAL STANDBY</w:t>
+      </w:r>
+      <w:r>
+        <w:rPr>
+          <w:rFonts w:ascii="맑은 고딕" w:hAnsi="맑은 고딕" w:eastAsia="맑은 고딕"/>
+          <w:sz w:val="21"/>
+        </w:rPr>
+        <w:t xml:space="preserve">가 되었고, PDB 안의 스키마가 정상적으로 복제됐다.</w:t>
       </w:r>
     </w:p>
     <w:p>
@@ -640,7 +1222,49 @@
           <w:rFonts w:ascii="맑은 고딕" w:hAnsi="맑은 고딕" w:eastAsia="맑은 고딕"/>
           <w:sz w:val="21"/>
         </w:rPr>
-        <w:t>해설: 조회하면 `ORA-00904`다. 8장의 `V$LOG.TYPE`, 10장의 `V$ARCHIVE_DEST_STATUS.TRANSMIT_MODE`와 같은 종류의 혼동이다.</w:t>
+        <w:t xml:space="preserve">해설: 조회하면 </w:t>
+      </w:r>
+      <w:r>
+        <w:rPr>
+          <w:rFonts w:ascii="Consolas" w:hAnsi="Consolas" w:eastAsia="맑은 고딕"/>
+          <w:sz w:val="21"/>
+        </w:rPr>
+        <w:t xml:space="preserve">ORA-00904</w:t>
+      </w:r>
+      <w:r>
+        <w:rPr>
+          <w:rFonts w:ascii="맑은 고딕" w:hAnsi="맑은 고딕" w:eastAsia="맑은 고딕"/>
+          <w:sz w:val="21"/>
+        </w:rPr>
+        <w:t xml:space="preserve">다. 8장의 </w:t>
+      </w:r>
+      <w:r>
+        <w:rPr>
+          <w:rFonts w:ascii="Consolas" w:hAnsi="Consolas" w:eastAsia="맑은 고딕"/>
+          <w:sz w:val="21"/>
+        </w:rPr>
+        <w:t xml:space="preserve">V$LOG.TYPE</w:t>
+      </w:r>
+      <w:r>
+        <w:rPr>
+          <w:rFonts w:ascii="맑은 고딕" w:hAnsi="맑은 고딕" w:eastAsia="맑은 고딕"/>
+          <w:sz w:val="21"/>
+        </w:rPr>
+        <w:t xml:space="preserve">, 10장의 </w:t>
+      </w:r>
+      <w:r>
+        <w:rPr>
+          <w:rFonts w:ascii="Consolas" w:hAnsi="Consolas" w:eastAsia="맑은 고딕"/>
+          <w:sz w:val="21"/>
+        </w:rPr>
+        <w:t xml:space="preserve">V$ARCHIVE_DEST_STATUS.TRANSMIT_MODE</w:t>
+      </w:r>
+      <w:r>
+        <w:rPr>
+          <w:rFonts w:ascii="맑은 고딕" w:hAnsi="맑은 고딕" w:eastAsia="맑은 고딕"/>
+          <w:sz w:val="21"/>
+        </w:rPr>
+        <w:t xml:space="preserve">와 같은 종류의 혼동이다.</w:t>
       </w:r>
     </w:p>
     <w:p>
@@ -678,7 +1302,49 @@
           <w:rFonts w:ascii="맑은 고딕" w:hAnsi="맑은 고딕" w:eastAsia="맑은 고딕"/>
           <w:sz w:val="21"/>
         </w:rPr>
-        <w:t>해설: 실측에서 `ROWID` 컬럼을 가진 `lgu.t_bad`를 만들자 Standby에 테이블은 생겼는데 `count(*)`가 0이었다. DDL은 복제되고 DML은 건너뛴다.</w:t>
+        <w:t xml:space="preserve">해설: 실측에서 </w:t>
+      </w:r>
+      <w:r>
+        <w:rPr>
+          <w:rFonts w:ascii="Consolas" w:hAnsi="Consolas" w:eastAsia="맑은 고딕"/>
+          <w:sz w:val="21"/>
+        </w:rPr>
+        <w:t xml:space="preserve">ROWID</w:t>
+      </w:r>
+      <w:r>
+        <w:rPr>
+          <w:rFonts w:ascii="맑은 고딕" w:hAnsi="맑은 고딕" w:eastAsia="맑은 고딕"/>
+          <w:sz w:val="21"/>
+        </w:rPr>
+        <w:t xml:space="preserve"> 컬럼을 가진 </w:t>
+      </w:r>
+      <w:r>
+        <w:rPr>
+          <w:rFonts w:ascii="Consolas" w:hAnsi="Consolas" w:eastAsia="맑은 고딕"/>
+          <w:sz w:val="21"/>
+        </w:rPr>
+        <w:t xml:space="preserve">lgu.t_bad</w:t>
+      </w:r>
+      <w:r>
+        <w:rPr>
+          <w:rFonts w:ascii="맑은 고딕" w:hAnsi="맑은 고딕" w:eastAsia="맑은 고딕"/>
+          <w:sz w:val="21"/>
+        </w:rPr>
+        <w:t xml:space="preserve">를 만들자 Standby에 테이블은 생겼는데 </w:t>
+      </w:r>
+      <w:r>
+        <w:rPr>
+          <w:rFonts w:ascii="Consolas" w:hAnsi="Consolas" w:eastAsia="맑은 고딕"/>
+          <w:sz w:val="21"/>
+        </w:rPr>
+        <w:t xml:space="preserve">count(*)</w:t>
+      </w:r>
+      <w:r>
+        <w:rPr>
+          <w:rFonts w:ascii="맑은 고딕" w:hAnsi="맑은 고딕" w:eastAsia="맑은 고딕"/>
+          <w:sz w:val="21"/>
+        </w:rPr>
+        <w:t xml:space="preserve">가 0이었다. DDL은 복제되고 DML은 건너뛴다.</w:t>
       </w:r>
     </w:p>
     <w:p>
@@ -697,7 +1363,35 @@
           <w:rFonts w:ascii="맑은 고딕" w:hAnsi="맑은 고딕" w:eastAsia="맑은 고딕"/>
           <w:sz w:val="21"/>
         </w:rPr>
-        <w:t>해설: 테이블이 없으면 `ORA-00942`로 금방 알아채지만 비어 있으면 신호가 없다. 그래서 도입 전에 `DBA_LOGSTDBY_UNSUPPORTED`를 반드시 확인해야 한다.</w:t>
+        <w:t xml:space="preserve">해설: 테이블이 없으면 </w:t>
+      </w:r>
+      <w:r>
+        <w:rPr>
+          <w:rFonts w:ascii="Consolas" w:hAnsi="Consolas" w:eastAsia="맑은 고딕"/>
+          <w:sz w:val="21"/>
+        </w:rPr>
+        <w:t xml:space="preserve">ORA-00942</w:t>
+      </w:r>
+      <w:r>
+        <w:rPr>
+          <w:rFonts w:ascii="맑은 고딕" w:hAnsi="맑은 고딕" w:eastAsia="맑은 고딕"/>
+          <w:sz w:val="21"/>
+        </w:rPr>
+        <w:t xml:space="preserve">로 금방 알아채지만 비어 있으면 신호가 없다. 그래서 도입 전에 </w:t>
+      </w:r>
+      <w:r>
+        <w:rPr>
+          <w:rFonts w:ascii="Consolas" w:hAnsi="Consolas" w:eastAsia="맑은 고딕"/>
+          <w:sz w:val="21"/>
+        </w:rPr>
+        <w:t xml:space="preserve">DBA_LOGSTDBY_UNSUPPORTED</w:t>
+      </w:r>
+      <w:r>
+        <w:rPr>
+          <w:rFonts w:ascii="맑은 고딕" w:hAnsi="맑은 고딕" w:eastAsia="맑은 고딕"/>
+          <w:sz w:val="21"/>
+        </w:rPr>
+        <w:t xml:space="preserve">를 반드시 확인해야 한다.</w:t>
       </w:r>
     </w:p>
     <w:p>
@@ -716,7 +1410,49 @@
           <w:rFonts w:ascii="맑은 고딕" w:hAnsi="맑은 고딕" w:eastAsia="맑은 고딕"/>
           <w:sz w:val="21"/>
         </w:rPr>
-        <w:t>해설: 기본값이 `FALSE`이므로 아무것도 남지 않는다. `TRUE`로 두면 건너뛴 작업이 `DBA_LOGSTDBY_EVENTS`에 기록된다.</w:t>
+        <w:t xml:space="preserve">해설: 기본값이 </w:t>
+      </w:r>
+      <w:r>
+        <w:rPr>
+          <w:rFonts w:ascii="Consolas" w:hAnsi="Consolas" w:eastAsia="맑은 고딕"/>
+          <w:sz w:val="21"/>
+        </w:rPr>
+        <w:t xml:space="preserve">FALSE</w:t>
+      </w:r>
+      <w:r>
+        <w:rPr>
+          <w:rFonts w:ascii="맑은 고딕" w:hAnsi="맑은 고딕" w:eastAsia="맑은 고딕"/>
+          <w:sz w:val="21"/>
+        </w:rPr>
+        <w:t xml:space="preserve">이므로 아무것도 남지 않는다. </w:t>
+      </w:r>
+      <w:r>
+        <w:rPr>
+          <w:rFonts w:ascii="Consolas" w:hAnsi="Consolas" w:eastAsia="맑은 고딕"/>
+          <w:sz w:val="21"/>
+        </w:rPr>
+        <w:t xml:space="preserve">TRUE</w:t>
+      </w:r>
+      <w:r>
+        <w:rPr>
+          <w:rFonts w:ascii="맑은 고딕" w:hAnsi="맑은 고딕" w:eastAsia="맑은 고딕"/>
+          <w:sz w:val="21"/>
+        </w:rPr>
+        <w:t xml:space="preserve">로 두면 건너뛴 작업이 </w:t>
+      </w:r>
+      <w:r>
+        <w:rPr>
+          <w:rFonts w:ascii="Consolas" w:hAnsi="Consolas" w:eastAsia="맑은 고딕"/>
+          <w:sz w:val="21"/>
+        </w:rPr>
+        <w:t xml:space="preserve">DBA_LOGSTDBY_EVENTS</w:t>
+      </w:r>
+      <w:r>
+        <w:rPr>
+          <w:rFonts w:ascii="맑은 고딕" w:hAnsi="맑은 고딕" w:eastAsia="맑은 고딕"/>
+          <w:sz w:val="21"/>
+        </w:rPr>
+        <w:t xml:space="preserve">에 기록된다.</w:t>
       </w:r>
     </w:p>
     <w:p>
@@ -735,7 +1471,35 @@
           <w:rFonts w:ascii="맑은 고딕" w:hAnsi="맑은 고딕" w:eastAsia="맑은 고딕"/>
           <w:sz w:val="21"/>
         </w:rPr>
-        <w:t>해설: `MAX_SERVERS`를 9로 되돌리려는데 `APPLY_SERVERS`가 6이었다. 적용 서버 6개에 READER·PREPARER·BUILDER·ANALYZER·COORDINATOR를 더하면 9를 넘는다.</w:t>
+        <w:t xml:space="preserve">해설: </w:t>
+      </w:r>
+      <w:r>
+        <w:rPr>
+          <w:rFonts w:ascii="Consolas" w:hAnsi="Consolas" w:eastAsia="맑은 고딕"/>
+          <w:sz w:val="21"/>
+        </w:rPr>
+        <w:t xml:space="preserve">MAX_SERVERS</w:t>
+      </w:r>
+      <w:r>
+        <w:rPr>
+          <w:rFonts w:ascii="맑은 고딕" w:hAnsi="맑은 고딕" w:eastAsia="맑은 고딕"/>
+          <w:sz w:val="21"/>
+        </w:rPr>
+        <w:t xml:space="preserve">를 9로 되돌리려는데 </w:t>
+      </w:r>
+      <w:r>
+        <w:rPr>
+          <w:rFonts w:ascii="Consolas" w:hAnsi="Consolas" w:eastAsia="맑은 고딕"/>
+          <w:sz w:val="21"/>
+        </w:rPr>
+        <w:t xml:space="preserve">APPLY_SERVERS</w:t>
+      </w:r>
+      <w:r>
+        <w:rPr>
+          <w:rFonts w:ascii="맑은 고딕" w:hAnsi="맑은 고딕" w:eastAsia="맑은 고딕"/>
+          <w:sz w:val="21"/>
+        </w:rPr>
+        <w:t xml:space="preserve">가 6이었다. 적용 서버 6개에 READER·PREPARER·BUILDER·ANALYZER·COORDINATOR를 더하면 9를 넘는다.</w:t>
       </w:r>
     </w:p>
     <w:p>
@@ -754,7 +1518,50 @@
           <w:rFonts w:ascii="맑은 고딕" w:hAnsi="맑은 고딕" w:eastAsia="맑은 고딕"/>
           <w:sz w:val="21"/>
         </w:rPr>
-        <w:t>해설: **줄일 때는 안쪽부터, 늘릴 때는 바깥쪽부터.** `MAX_SERVERS`가 그릇이고 `APPLY_SERVERS`가 내용물이다.</w:t>
+        <w:t xml:space="preserve">해설: </w:t>
+      </w:r>
+      <w:r>
+        <w:rPr>
+          <w:rFonts w:ascii="맑은 고딕" w:hAnsi="맑은 고딕" w:eastAsia="맑은 고딕"/>
+          <w:b/>
+          <w:sz w:val="21"/>
+        </w:rPr>
+        <w:t xml:space="preserve">줄일 때는 안쪽부터, 늘릴 때는 바깥쪽부터.</w:t>
+      </w:r>
+      <w:r>
+        <w:rPr>
+          <w:rFonts w:ascii="맑은 고딕" w:hAnsi="맑은 고딕" w:eastAsia="맑은 고딕"/>
+          <w:sz w:val="21"/>
+        </w:rPr>
+        <w:t xml:space="preserve"> </w:t>
+      </w:r>
+      <w:r>
+        <w:rPr>
+          <w:rFonts w:ascii="Consolas" w:hAnsi="Consolas" w:eastAsia="맑은 고딕"/>
+          <w:sz w:val="21"/>
+        </w:rPr>
+        <w:t xml:space="preserve">MAX_SERVERS</w:t>
+      </w:r>
+      <w:r>
+        <w:rPr>
+          <w:rFonts w:ascii="맑은 고딕" w:hAnsi="맑은 고딕" w:eastAsia="맑은 고딕"/>
+          <w:sz w:val="21"/>
+        </w:rPr>
+        <w:t xml:space="preserve">가 그릇이고 </w:t>
+      </w:r>
+      <w:r>
+        <w:rPr>
+          <w:rFonts w:ascii="Consolas" w:hAnsi="Consolas" w:eastAsia="맑은 고딕"/>
+          <w:sz w:val="21"/>
+        </w:rPr>
+        <w:t xml:space="preserve">APPLY_SERVERS</w:t>
+      </w:r>
+      <w:r>
+        <w:rPr>
+          <w:rFonts w:ascii="맑은 고딕" w:hAnsi="맑은 고딕" w:eastAsia="맑은 고딕"/>
+          <w:sz w:val="21"/>
+        </w:rPr>
+        <w:t xml:space="preserve">가 내용물이다.</w:t>
       </w:r>
     </w:p>
     <w:p>
@@ -773,7 +1580,35 @@
           <w:rFonts w:ascii="맑은 고딕" w:hAnsi="맑은 고딕" w:eastAsia="맑은 고딕"/>
           <w:sz w:val="21"/>
         </w:rPr>
-        <w:t>해설: `User initiated stop apply successfully completed`. 프로세스가 모두 사라지고 `V$LOGSTDBY_PROCESS`가 0행이 된다.</w:t>
+        <w:t xml:space="preserve">해설: </w:t>
+      </w:r>
+      <w:r>
+        <w:rPr>
+          <w:rFonts w:ascii="Consolas" w:hAnsi="Consolas" w:eastAsia="맑은 고딕"/>
+          <w:sz w:val="21"/>
+        </w:rPr>
+        <w:t xml:space="preserve">User initiated stop apply successfully completed</w:t>
+      </w:r>
+      <w:r>
+        <w:rPr>
+          <w:rFonts w:ascii="맑은 고딕" w:hAnsi="맑은 고딕" w:eastAsia="맑은 고딕"/>
+          <w:sz w:val="21"/>
+        </w:rPr>
+        <w:t xml:space="preserve">. 프로세스가 모두 사라지고 </w:t>
+      </w:r>
+      <w:r>
+        <w:rPr>
+          <w:rFonts w:ascii="Consolas" w:hAnsi="Consolas" w:eastAsia="맑은 고딕"/>
+          <w:sz w:val="21"/>
+        </w:rPr>
+        <w:t xml:space="preserve">V$LOGSTDBY_PROCESS</w:t>
+      </w:r>
+      <w:r>
+        <w:rPr>
+          <w:rFonts w:ascii="맑은 고딕" w:hAnsi="맑은 고딕" w:eastAsia="맑은 고딕"/>
+          <w:sz w:val="21"/>
+        </w:rPr>
+        <w:t xml:space="preserve">가 0행이 된다.</w:t>
       </w:r>
     </w:p>
     <w:p>
@@ -792,7 +1627,35 @@
           <w:rFonts w:ascii="맑은 고딕" w:hAnsi="맑은 고딕" w:eastAsia="맑은 고딕"/>
           <w:sz w:val="21"/>
         </w:rPr>
-        <w:t>해설: 전환이 되돌릴 수 없기 때문이다. 기존 `adg-configured`는 5장 시점이라 되돌리면 6장부터 다시 해야 하지만 `pre-logical`은 11장을 마친 상태다.</w:t>
+        <w:t xml:space="preserve">해설: 전환이 되돌릴 수 없기 때문이다. 기존 </w:t>
+      </w:r>
+      <w:r>
+        <w:rPr>
+          <w:rFonts w:ascii="Consolas" w:hAnsi="Consolas" w:eastAsia="맑은 고딕"/>
+          <w:sz w:val="21"/>
+        </w:rPr>
+        <w:t xml:space="preserve">adg-configured</w:t>
+      </w:r>
+      <w:r>
+        <w:rPr>
+          <w:rFonts w:ascii="맑은 고딕" w:hAnsi="맑은 고딕" w:eastAsia="맑은 고딕"/>
+          <w:sz w:val="21"/>
+        </w:rPr>
+        <w:t xml:space="preserve">는 5장 시점이라 되돌리면 6장부터 다시 해야 하지만 </w:t>
+      </w:r>
+      <w:r>
+        <w:rPr>
+          <w:rFonts w:ascii="Consolas" w:hAnsi="Consolas" w:eastAsia="맑은 고딕"/>
+          <w:sz w:val="21"/>
+        </w:rPr>
+        <w:t xml:space="preserve">pre-logical</w:t>
+      </w:r>
+      <w:r>
+        <w:rPr>
+          <w:rFonts w:ascii="맑은 고딕" w:hAnsi="맑은 고딕" w:eastAsia="맑은 고딕"/>
+          <w:sz w:val="21"/>
+        </w:rPr>
+        <w:t xml:space="preserve">은 11장을 마친 상태다.</w:t>
       </w:r>
     </w:p>
     <w:p>
@@ -819,7 +1682,63 @@
           <w:rFonts w:ascii="맑은 고딕" w:hAnsi="맑은 고딕" w:eastAsia="맑은 고딕"/>
           <w:sz w:val="21"/>
         </w:rPr>
-        <w:t>해설: 실측에서 `GUARD_STATUS`가 `ALL`인데도 SYS가 `UPDATE`와 `ALTER TABLE`을 모두 성공시켰다. 오류도 경고도 없었다. 의도된 설계이며, 관리자가 어긋난 테이블을 되살리려면 가드를 통과할 수 있어야 하기 때문이다.</w:t>
+        <w:t xml:space="preserve">해설: 실측에서 </w:t>
+      </w:r>
+      <w:r>
+        <w:rPr>
+          <w:rFonts w:ascii="Consolas" w:hAnsi="Consolas" w:eastAsia="맑은 고딕"/>
+          <w:sz w:val="21"/>
+        </w:rPr>
+        <w:t xml:space="preserve">GUARD_STATUS</w:t>
+      </w:r>
+      <w:r>
+        <w:rPr>
+          <w:rFonts w:ascii="맑은 고딕" w:hAnsi="맑은 고딕" w:eastAsia="맑은 고딕"/>
+          <w:sz w:val="21"/>
+        </w:rPr>
+        <w:t xml:space="preserve">가 </w:t>
+      </w:r>
+      <w:r>
+        <w:rPr>
+          <w:rFonts w:ascii="Consolas" w:hAnsi="Consolas" w:eastAsia="맑은 고딕"/>
+          <w:sz w:val="21"/>
+        </w:rPr>
+        <w:t xml:space="preserve">ALL</w:t>
+      </w:r>
+      <w:r>
+        <w:rPr>
+          <w:rFonts w:ascii="맑은 고딕" w:hAnsi="맑은 고딕" w:eastAsia="맑은 고딕"/>
+          <w:sz w:val="21"/>
+        </w:rPr>
+        <w:t xml:space="preserve">인데도 SYS가 </w:t>
+      </w:r>
+      <w:r>
+        <w:rPr>
+          <w:rFonts w:ascii="Consolas" w:hAnsi="Consolas" w:eastAsia="맑은 고딕"/>
+          <w:sz w:val="21"/>
+        </w:rPr>
+        <w:t xml:space="preserve">UPDATE</w:t>
+      </w:r>
+      <w:r>
+        <w:rPr>
+          <w:rFonts w:ascii="맑은 고딕" w:hAnsi="맑은 고딕" w:eastAsia="맑은 고딕"/>
+          <w:sz w:val="21"/>
+        </w:rPr>
+        <w:t xml:space="preserve">와 </w:t>
+      </w:r>
+      <w:r>
+        <w:rPr>
+          <w:rFonts w:ascii="Consolas" w:hAnsi="Consolas" w:eastAsia="맑은 고딕"/>
+          <w:sz w:val="21"/>
+        </w:rPr>
+        <w:t xml:space="preserve">ALTER TABLE</w:t>
+      </w:r>
+      <w:r>
+        <w:rPr>
+          <w:rFonts w:ascii="맑은 고딕" w:hAnsi="맑은 고딕" w:eastAsia="맑은 고딕"/>
+          <w:sz w:val="21"/>
+        </w:rPr>
+        <w:t xml:space="preserve">을 모두 성공시켰다. 오류도 경고도 없었다. 의도된 설계이며, 관리자가 어긋난 테이블을 되살리려면 가드를 통과할 수 있어야 하기 때문이다.</w:t>
       </w:r>
     </w:p>
     <w:p>
@@ -838,7 +1757,57 @@
           <w:rFonts w:ascii="맑은 고딕" w:hAnsi="맑은 고딕" w:eastAsia="맑은 고딕"/>
           <w:sz w:val="21"/>
         </w:rPr>
-        <w:t>해설: 문서상 `STANDBY`는 SQL Apply가 관리하는 객체만 보호하지만, 실측에서는 Standby에서만 만든 `rpt.own`에 대해서도 `ORA-16224`가 났다. **문서 설명을 그대로 믿기보다 자기 환경에서 확인하는 편이 안전하다.**</w:t>
+        <w:t xml:space="preserve">해설: 문서상 </w:t>
+      </w:r>
+      <w:r>
+        <w:rPr>
+          <w:rFonts w:ascii="Consolas" w:hAnsi="Consolas" w:eastAsia="맑은 고딕"/>
+          <w:sz w:val="21"/>
+        </w:rPr>
+        <w:t xml:space="preserve">STANDBY</w:t>
+      </w:r>
+      <w:r>
+        <w:rPr>
+          <w:rFonts w:ascii="맑은 고딕" w:hAnsi="맑은 고딕" w:eastAsia="맑은 고딕"/>
+          <w:sz w:val="21"/>
+        </w:rPr>
+        <w:t xml:space="preserve">는 SQL Apply가 관리하는 객체만 보호하지만, 실측에서는 Standby에서만 만든 </w:t>
+      </w:r>
+      <w:r>
+        <w:rPr>
+          <w:rFonts w:ascii="Consolas" w:hAnsi="Consolas" w:eastAsia="맑은 고딕"/>
+          <w:sz w:val="21"/>
+        </w:rPr>
+        <w:t xml:space="preserve">rpt.own</w:t>
+      </w:r>
+      <w:r>
+        <w:rPr>
+          <w:rFonts w:ascii="맑은 고딕" w:hAnsi="맑은 고딕" w:eastAsia="맑은 고딕"/>
+          <w:sz w:val="21"/>
+        </w:rPr>
+        <w:t xml:space="preserve">에 대해서도 </w:t>
+      </w:r>
+      <w:r>
+        <w:rPr>
+          <w:rFonts w:ascii="Consolas" w:hAnsi="Consolas" w:eastAsia="맑은 고딕"/>
+          <w:sz w:val="21"/>
+        </w:rPr>
+        <w:t xml:space="preserve">ORA-16224</w:t>
+      </w:r>
+      <w:r>
+        <w:rPr>
+          <w:rFonts w:ascii="맑은 고딕" w:hAnsi="맑은 고딕" w:eastAsia="맑은 고딕"/>
+          <w:sz w:val="21"/>
+        </w:rPr>
+        <w:t xml:space="preserve">가 났다. </w:t>
+      </w:r>
+      <w:r>
+        <w:rPr>
+          <w:rFonts w:ascii="맑은 고딕" w:hAnsi="맑은 고딕" w:eastAsia="맑은 고딕"/>
+          <w:b/>
+          <w:sz w:val="21"/>
+        </w:rPr>
+        <w:t xml:space="preserve">문서 설명을 그대로 믿기보다 자기 환경에서 확인하는 편이 안전하다.</w:t>
       </w:r>
     </w:p>
     <w:p>
@@ -857,7 +1826,21 @@
           <w:rFonts w:ascii="맑은 고딕" w:hAnsi="맑은 고딕" w:eastAsia="맑은 고딕"/>
           <w:sz w:val="21"/>
         </w:rPr>
-        <w:t>해설: `Database Guard is enabled`. LGU와 RPT 모두 이 오류를 받았고 SYS만 통과했다.</w:t>
+        <w:t xml:space="preserve">해설: </w:t>
+      </w:r>
+      <w:r>
+        <w:rPr>
+          <w:rFonts w:ascii="Consolas" w:hAnsi="Consolas" w:eastAsia="맑은 고딕"/>
+          <w:sz w:val="21"/>
+        </w:rPr>
+        <w:t xml:space="preserve">Database Guard is enabled</w:t>
+      </w:r>
+      <w:r>
+        <w:rPr>
+          <w:rFonts w:ascii="맑은 고딕" w:hAnsi="맑은 고딕" w:eastAsia="맑은 고딕"/>
+          <w:sz w:val="21"/>
+        </w:rPr>
+        <w:t xml:space="preserve">. LGU와 RPT 모두 이 오류를 받았고 SYS만 통과했다.</w:t>
       </w:r>
     </w:p>
     <w:p>
@@ -876,7 +1859,21 @@
           <w:rFonts w:ascii="맑은 고딕" w:hAnsi="맑은 고딕" w:eastAsia="맑은 고딕"/>
           <w:sz w:val="21"/>
         </w:rPr>
-        <w:t>해설: `Table 'LGU.T1' has 2 columns in the LCR and 3 columns in the replicated site`. Primary에서 온 LCR의 컬럼 수와 Standby 테이블의 컬럼 수가 달라 적용이 멈춘다.</w:t>
+        <w:t xml:space="preserve">해설: </w:t>
+      </w:r>
+      <w:r>
+        <w:rPr>
+          <w:rFonts w:ascii="Consolas" w:hAnsi="Consolas" w:eastAsia="맑은 고딕"/>
+          <w:sz w:val="21"/>
+        </w:rPr>
+        <w:t xml:space="preserve">Table 'LGU.T1' has 2 columns in the LCR and 3 columns in the replicated site</w:t>
+      </w:r>
+      <w:r>
+        <w:rPr>
+          <w:rFonts w:ascii="맑은 고딕" w:hAnsi="맑은 고딕" w:eastAsia="맑은 고딕"/>
+          <w:sz w:val="21"/>
+        </w:rPr>
+        <w:t xml:space="preserve">. Primary에서 온 LCR의 컬럼 수와 Standby 테이블의 컬럼 수가 달라 적용이 멈춘다.</w:t>
       </w:r>
     </w:p>
     <w:p>
@@ -895,7 +1892,29 @@
           <w:rFonts w:ascii="맑은 고딕" w:hAnsi="맑은 고딕" w:eastAsia="맑은 고딕"/>
           <w:sz w:val="21"/>
         </w:rPr>
-        <w:t>해설: `A row with key ("ID") = (1) exists but has conflicting column(s) "TAG"`. 구조 문제를 고치니 값 문제가 드러났다. **원인 하나가 여러 층의 결과를 만든다.**</w:t>
+        <w:t xml:space="preserve">해설: </w:t>
+      </w:r>
+      <w:r>
+        <w:rPr>
+          <w:rFonts w:ascii="Consolas" w:hAnsi="Consolas" w:eastAsia="맑은 고딕"/>
+          <w:sz w:val="21"/>
+        </w:rPr>
+        <w:t xml:space="preserve">A row with key ("ID") = (1) exists but has conflicting column(s) "TAG"</w:t>
+      </w:r>
+      <w:r>
+        <w:rPr>
+          <w:rFonts w:ascii="맑은 고딕" w:hAnsi="맑은 고딕" w:eastAsia="맑은 고딕"/>
+          <w:sz w:val="21"/>
+        </w:rPr>
+        <w:t xml:space="preserve">. 구조 문제를 고치니 값 문제가 드러났다. </w:t>
+      </w:r>
+      <w:r>
+        <w:rPr>
+          <w:rFonts w:ascii="맑은 고딕" w:hAnsi="맑은 고딕" w:eastAsia="맑은 고딕"/>
+          <w:b/>
+          <w:sz w:val="21"/>
+        </w:rPr>
+        <w:t xml:space="preserve">원인 하나가 여러 층의 결과를 만든다.</w:t>
       </w:r>
     </w:p>
     <w:p>
@@ -914,7 +1933,35 @@
           <w:rFonts w:ascii="맑은 고딕" w:hAnsi="맑은 고딕" w:eastAsia="맑은 고딕"/>
           <w:sz w:val="21"/>
         </w:rPr>
-        <w:t>해설: `operation not allowed from within a pluggable database`. 가드는 CDB 전체의 설정이므로 `CDB$ROOT`에서 실행해야 한다.</w:t>
+        <w:t xml:space="preserve">해설: </w:t>
+      </w:r>
+      <w:r>
+        <w:rPr>
+          <w:rFonts w:ascii="Consolas" w:hAnsi="Consolas" w:eastAsia="맑은 고딕"/>
+          <w:sz w:val="21"/>
+        </w:rPr>
+        <w:t xml:space="preserve">operation not allowed from within a pluggable database</w:t>
+      </w:r>
+      <w:r>
+        <w:rPr>
+          <w:rFonts w:ascii="맑은 고딕" w:hAnsi="맑은 고딕" w:eastAsia="맑은 고딕"/>
+          <w:sz w:val="21"/>
+        </w:rPr>
+        <w:t xml:space="preserve">. 가드는 CDB 전체의 설정이므로 </w:t>
+      </w:r>
+      <w:r>
+        <w:rPr>
+          <w:rFonts w:ascii="Consolas" w:hAnsi="Consolas" w:eastAsia="맑은 고딕"/>
+          <w:sz w:val="21"/>
+        </w:rPr>
+        <w:t xml:space="preserve">CDB$ROOT</w:t>
+      </w:r>
+      <w:r>
+        <w:rPr>
+          <w:rFonts w:ascii="맑은 고딕" w:hAnsi="맑은 고딕" w:eastAsia="맑은 고딕"/>
+          <w:sz w:val="21"/>
+        </w:rPr>
+        <w:t xml:space="preserve">에서 실행해야 한다.</w:t>
       </w:r>
     </w:p>
     <w:p>
@@ -952,7 +1999,35 @@
           <w:rFonts w:ascii="맑은 고딕" w:hAnsi="맑은 고딕" w:eastAsia="맑은 고딕"/>
           <w:sz w:val="21"/>
         </w:rPr>
-        <w:t>해설: 스택 추적에 `DBMS_DATAPUMP`가 보인다. `DATAPUMP_EXP_FULL_DATABASE`를 부여하면 해결된다.</w:t>
+        <w:t xml:space="preserve">해설: 스택 추적에 </w:t>
+      </w:r>
+      <w:r>
+        <w:rPr>
+          <w:rFonts w:ascii="Consolas" w:hAnsi="Consolas" w:eastAsia="맑은 고딕"/>
+          <w:sz w:val="21"/>
+        </w:rPr>
+        <w:t xml:space="preserve">DBMS_DATAPUMP</w:t>
+      </w:r>
+      <w:r>
+        <w:rPr>
+          <w:rFonts w:ascii="맑은 고딕" w:hAnsi="맑은 고딕" w:eastAsia="맑은 고딕"/>
+          <w:sz w:val="21"/>
+        </w:rPr>
+        <w:t xml:space="preserve">가 보인다. </w:t>
+      </w:r>
+      <w:r>
+        <w:rPr>
+          <w:rFonts w:ascii="Consolas" w:hAnsi="Consolas" w:eastAsia="맑은 고딕"/>
+          <w:sz w:val="21"/>
+        </w:rPr>
+        <w:t xml:space="preserve">DATAPUMP_EXP_FULL_DATABASE</w:t>
+      </w:r>
+      <w:r>
+        <w:rPr>
+          <w:rFonts w:ascii="맑은 고딕" w:hAnsi="맑은 고딕" w:eastAsia="맑은 고딕"/>
+          <w:sz w:val="21"/>
+        </w:rPr>
+        <w:t xml:space="preserve">를 부여하면 해결된다.</w:t>
       </w:r>
     </w:p>
     <w:p>
@@ -971,7 +2046,57 @@
           <w:rFonts w:ascii="맑은 고딕" w:hAnsi="맑은 고딕" w:eastAsia="맑은 고딕"/>
           <w:sz w:val="21"/>
         </w:rPr>
-        <w:t>해설: `INSTANTIATE_TABLE`은 먼저 대상 테이블을 지우고 새로 가져오는데, 권한 오류가 지운 뒤에 났다. `select count(*) from lgu.t1`이 `ORA-00942`가 됐다. **되돌릴 수 없는 도구는 권한부터 확인한다.**</w:t>
+        <w:t xml:space="preserve">해설: </w:t>
+      </w:r>
+      <w:r>
+        <w:rPr>
+          <w:rFonts w:ascii="Consolas" w:hAnsi="Consolas" w:eastAsia="맑은 고딕"/>
+          <w:sz w:val="21"/>
+        </w:rPr>
+        <w:t xml:space="preserve">INSTANTIATE_TABLE</w:t>
+      </w:r>
+      <w:r>
+        <w:rPr>
+          <w:rFonts w:ascii="맑은 고딕" w:hAnsi="맑은 고딕" w:eastAsia="맑은 고딕"/>
+          <w:sz w:val="21"/>
+        </w:rPr>
+        <w:t xml:space="preserve">은 먼저 대상 테이블을 지우고 새로 가져오는데, 권한 오류가 지운 뒤에 났다. </w:t>
+      </w:r>
+      <w:r>
+        <w:rPr>
+          <w:rFonts w:ascii="Consolas" w:hAnsi="Consolas" w:eastAsia="맑은 고딕"/>
+          <w:sz w:val="21"/>
+        </w:rPr>
+        <w:t xml:space="preserve">select count(*) from lgu.t1</w:t>
+      </w:r>
+      <w:r>
+        <w:rPr>
+          <w:rFonts w:ascii="맑은 고딕" w:hAnsi="맑은 고딕" w:eastAsia="맑은 고딕"/>
+          <w:sz w:val="21"/>
+        </w:rPr>
+        <w:t xml:space="preserve">이 </w:t>
+      </w:r>
+      <w:r>
+        <w:rPr>
+          <w:rFonts w:ascii="Consolas" w:hAnsi="Consolas" w:eastAsia="맑은 고딕"/>
+          <w:sz w:val="21"/>
+        </w:rPr>
+        <w:t xml:space="preserve">ORA-00942</w:t>
+      </w:r>
+      <w:r>
+        <w:rPr>
+          <w:rFonts w:ascii="맑은 고딕" w:hAnsi="맑은 고딕" w:eastAsia="맑은 고딕"/>
+          <w:sz w:val="21"/>
+        </w:rPr>
+        <w:t xml:space="preserve">가 됐다. </w:t>
+      </w:r>
+      <w:r>
+        <w:rPr>
+          <w:rFonts w:ascii="맑은 고딕" w:hAnsi="맑은 고딕" w:eastAsia="맑은 고딕"/>
+          <w:b/>
+          <w:sz w:val="21"/>
+        </w:rPr>
+        <w:t xml:space="preserve">되돌릴 수 없는 도구는 권한부터 확인한다.</w:t>
       </w:r>
     </w:p>
     <w:p>
@@ -990,10 +2115,54 @@
           <w:rFonts w:ascii="맑은 고딕" w:hAnsi="맑은 고딕" w:eastAsia="맑은 고딕"/>
           <w:sz w:val="21"/>
         </w:rPr>
-        <w:t>해설: `insufficient privileges`. `GRANT ALTER DATABASE`를 주면 세션 단위로 가드를 풀 수 있다. 데이터베이스 전체를 여는 `GUARD NONE`보다 안전한 방법이다.</w:t>
+        <w:t xml:space="preserve">해설: </w:t>
+      </w:r>
+      <w:r>
+        <w:rPr>
+          <w:rFonts w:ascii="Consolas" w:hAnsi="Consolas" w:eastAsia="맑은 고딕"/>
+          <w:sz w:val="21"/>
+        </w:rPr>
+        <w:t xml:space="preserve">insufficient privileges</w:t>
+      </w:r>
+      <w:r>
+        <w:rPr>
+          <w:rFonts w:ascii="맑은 고딕" w:hAnsi="맑은 고딕" w:eastAsia="맑은 고딕"/>
+          <w:sz w:val="21"/>
+        </w:rPr>
+        <w:t xml:space="preserve">. </w:t>
+      </w:r>
+      <w:r>
+        <w:rPr>
+          <w:rFonts w:ascii="Consolas" w:hAnsi="Consolas" w:eastAsia="맑은 고딕"/>
+          <w:sz w:val="21"/>
+        </w:rPr>
+        <w:t xml:space="preserve">GRANT ALTER DATABASE</w:t>
+      </w:r>
+      <w:r>
+        <w:rPr>
+          <w:rFonts w:ascii="맑은 고딕" w:hAnsi="맑은 고딕" w:eastAsia="맑은 고딕"/>
+          <w:sz w:val="21"/>
+        </w:rPr>
+        <w:t xml:space="preserve">를 주면 세션 단위로 가드를 풀 수 있다. 데이터베이스 전체를 여는 </w:t>
+      </w:r>
+      <w:r>
+        <w:rPr>
+          <w:rFonts w:ascii="Consolas" w:hAnsi="Consolas" w:eastAsia="맑은 고딕"/>
+          <w:sz w:val="21"/>
+        </w:rPr>
+        <w:t xml:space="preserve">GUARD NONE</w:t>
+      </w:r>
+      <w:r>
+        <w:rPr>
+          <w:rFonts w:ascii="맑은 고딕" w:hAnsi="맑은 고딕" w:eastAsia="맑은 고딕"/>
+          <w:sz w:val="21"/>
+        </w:rPr>
+        <w:t xml:space="preserve">보다 안전한 방법이다.</w:t>
       </w:r>
     </w:p>
     <w:sectPr>
+      <w:headerReference w:type="default" r:id="rId9"/>
+      <w:footerReference w:type="default" r:id="rId10"/>
       <w:pgSz w:w="12240" w:h="15840"/>
       <w:pgMar w:top="1440" w:right="1800" w:bottom="1440" w:left="1800" w:header="720" w:footer="720" w:gutter="0"/>
       <w:cols w:space="720"/>
@@ -1001,6 +2170,26 @@
     </w:sectPr>
   </w:body>
 </w:document>
+</file>
+
+<file path=word/footer1.xml><?xml version="1.0" encoding="utf-8"?>
+<w:ftr xmlns:m="http://schemas.openxmlformats.org/officeDocument/2006/math" xmlns:mc="http://schemas.openxmlformats.org/markup-compatibility/2006" xmlns:mo="http://schemas.microsoft.com/office/mac/office/2008/main" xmlns:mv="urn:schemas-microsoft-com:mac:vml" xmlns:o="urn:schemas-microsoft-com:office:office" xmlns:r="http://schemas.openxmlformats.org/officeDocument/2006/relationships" xmlns:v="urn:schemas-microsoft-com:vml" xmlns:w10="urn:schemas-microsoft-com:office:word" xmlns:w14="http://schemas.microsoft.com/office/word/2010/wordml" xmlns:w="http://schemas.openxmlformats.org/wordprocessingml/2006/main" xmlns:wne="http://schemas.microsoft.com/office/word/2006/wordml" xmlns:wp14="http://schemas.microsoft.com/office/word/2010/wordprocessingDrawing" xmlns:wp="http://schemas.openxmlformats.org/drawingml/2006/wordprocessingDrawing" xmlns:wpc="http://schemas.microsoft.com/office/word/2010/wordprocessingCanvas" xmlns:wpg="http://schemas.microsoft.com/office/word/2010/wordprocessingGroup" xmlns:wpi="http://schemas.microsoft.com/office/word/2010/wordprocessingInk" xmlns:wps="http://schemas.microsoft.com/office/word/2010/wordprocessingShape" mc:Ignorable="w14 wp14">
+  <w:p>
+    <w:pPr>
+      <w:pStyle w:val="Footer"/>
+    </w:pPr>
+  </w:p>
+</w:ftr>
+</file>
+
+<file path=word/header1.xml><?xml version="1.0" encoding="utf-8"?>
+<w:hdr xmlns:m="http://schemas.openxmlformats.org/officeDocument/2006/math" xmlns:mc="http://schemas.openxmlformats.org/markup-compatibility/2006" xmlns:mo="http://schemas.microsoft.com/office/mac/office/2008/main" xmlns:mv="urn:schemas-microsoft-com:mac:vml" xmlns:o="urn:schemas-microsoft-com:office:office" xmlns:r="http://schemas.openxmlformats.org/officeDocument/2006/relationships" xmlns:v="urn:schemas-microsoft-com:vml" xmlns:w10="urn:schemas-microsoft-com:office:word" xmlns:w14="http://schemas.microsoft.com/office/word/2010/wordml" xmlns:w="http://schemas.openxmlformats.org/wordprocessingml/2006/main" xmlns:wne="http://schemas.microsoft.com/office/word/2006/wordml" xmlns:wp14="http://schemas.microsoft.com/office/word/2010/wordprocessingDrawing" xmlns:wp="http://schemas.openxmlformats.org/drawingml/2006/wordprocessingDrawing" xmlns:wpc="http://schemas.microsoft.com/office/word/2010/wordprocessingCanvas" xmlns:wpg="http://schemas.microsoft.com/office/word/2010/wordprocessingGroup" xmlns:wpi="http://schemas.microsoft.com/office/word/2010/wordprocessingInk" xmlns:wps="http://schemas.microsoft.com/office/word/2010/wordprocessingShape" mc:Ignorable="w14 wp14">
+  <w:p>
+    <w:pPr>
+      <w:pStyle w:val="Header"/>
+    </w:pPr>
+  </w:p>
+</w:hdr>
 </file>
 
 <file path=word/numbering.xml><?xml version="1.0" encoding="utf-8"?>

--- a/ADG/12장/12장_실습문제_정답.docx
+++ b/ADG/12장/12장_실습문제_정답.docx
@@ -34,7 +34,7 @@
           <w:b/>
           <w:sz w:val="21"/>
         </w:rPr>
-        <w:t>[하-01] 정답: ① SQL Apply</w:t>
+        <w:t>[하-01] 정답: ③ SQL Apply</w:t>
       </w:r>
     </w:p>
     <w:p>
@@ -53,7 +53,7 @@
           <w:b/>
           <w:sz w:val="21"/>
         </w:rPr>
-        <w:t>[하-02] 정답: ① LOGICAL STANDBY</w:t>
+        <w:t>[하-02] 정답: ③ LOGICAL STANDBY</w:t>
       </w:r>
     </w:p>
     <w:p>
@@ -91,7 +91,7 @@
           <w:b/>
           <w:sz w:val="21"/>
         </w:rPr>
-        <w:t>[하-04] 정답: ① ALL</w:t>
+        <w:t>[하-04] 정답: ④ ALL</w:t>
       </w:r>
     </w:p>
     <w:p>
@@ -100,7 +100,21 @@
           <w:rFonts w:ascii="맑은 고딕" w:hAnsi="맑은 고딕" w:eastAsia="맑은 고딕"/>
           <w:sz w:val="21"/>
         </w:rPr>
-        <w:t>해설: 전환과 함께 자동으로 켜진다. Primary에서 같은 열을 조회하면 `NONE`이다.</w:t>
+        <w:t xml:space="preserve">해설: 전환과 함께 자동으로 켜진다. Primary에서 같은 열을 조회하면 </w:t>
+      </w:r>
+      <w:r>
+        <w:rPr>
+          <w:rFonts w:ascii="Consolas" w:hAnsi="Consolas" w:eastAsia="맑은 고딕"/>
+          <w:sz w:val="21"/>
+        </w:rPr>
+        <w:t xml:space="preserve">NONE</w:t>
+      </w:r>
+      <w:r>
+        <w:rPr>
+          <w:rFonts w:ascii="맑은 고딕" w:hAnsi="맑은 고딕" w:eastAsia="맑은 고딕"/>
+          <w:sz w:val="21"/>
+        </w:rPr>
+        <w:t xml:space="preserve">이다.</w:t>
       </w:r>
     </w:p>
     <w:p>
@@ -110,7 +124,7 @@
           <w:b/>
           <w:sz w:val="21"/>
         </w:rPr>
-        <w:t>[하-05] 정답: ① DBMS_LOGSTDBY.BUILD</w:t>
+        <w:t>[하-05] 정답: ③ DBMS_LOGSTDBY.BUILD</w:t>
       </w:r>
     </w:p>
     <w:p>
@@ -129,7 +143,7 @@
           <w:b/>
           <w:sz w:val="21"/>
         </w:rPr>
-        <w:t>[하-06] 정답: ① IMPLICIT</w:t>
+        <w:t>[하-06] 정답: ④ IMPLICIT</w:t>
       </w:r>
     </w:p>
     <w:p>
@@ -138,7 +152,77 @@
           <w:rFonts w:ascii="맑은 고딕" w:hAnsi="맑은 고딕" w:eastAsia="맑은 고딕"/>
           <w:sz w:val="21"/>
         </w:rPr>
-        <w:t>해설: `YES`가 아니라 `IMPLICIT`이다. 직접 켜지는 않았지만 `PK`와 `UI`가 켜져 최소 보충 로깅이 자동으로 성립했다는 뜻이다. 실행 전에는 셋 다 `NO`였다.</w:t>
+        <w:t xml:space="preserve">해설: </w:t>
+      </w:r>
+      <w:r>
+        <w:rPr>
+          <w:rFonts w:ascii="Consolas" w:hAnsi="Consolas" w:eastAsia="맑은 고딕"/>
+          <w:sz w:val="21"/>
+        </w:rPr>
+        <w:t xml:space="preserve">YES</w:t>
+      </w:r>
+      <w:r>
+        <w:rPr>
+          <w:rFonts w:ascii="맑은 고딕" w:hAnsi="맑은 고딕" w:eastAsia="맑은 고딕"/>
+          <w:sz w:val="21"/>
+        </w:rPr>
+        <w:t xml:space="preserve">가 아니라 </w:t>
+      </w:r>
+      <w:r>
+        <w:rPr>
+          <w:rFonts w:ascii="Consolas" w:hAnsi="Consolas" w:eastAsia="맑은 고딕"/>
+          <w:sz w:val="21"/>
+        </w:rPr>
+        <w:t xml:space="preserve">IMPLICIT</w:t>
+      </w:r>
+      <w:r>
+        <w:rPr>
+          <w:rFonts w:ascii="맑은 고딕" w:hAnsi="맑은 고딕" w:eastAsia="맑은 고딕"/>
+          <w:sz w:val="21"/>
+        </w:rPr>
+        <w:t xml:space="preserve">이다. 직접 켜지는 않았지만 </w:t>
+      </w:r>
+      <w:r>
+        <w:rPr>
+          <w:rFonts w:ascii="Consolas" w:hAnsi="Consolas" w:eastAsia="맑은 고딕"/>
+          <w:sz w:val="21"/>
+        </w:rPr>
+        <w:t xml:space="preserve">PK</w:t>
+      </w:r>
+      <w:r>
+        <w:rPr>
+          <w:rFonts w:ascii="맑은 고딕" w:hAnsi="맑은 고딕" w:eastAsia="맑은 고딕"/>
+          <w:sz w:val="21"/>
+        </w:rPr>
+        <w:t xml:space="preserve">와 </w:t>
+      </w:r>
+      <w:r>
+        <w:rPr>
+          <w:rFonts w:ascii="Consolas" w:hAnsi="Consolas" w:eastAsia="맑은 고딕"/>
+          <w:sz w:val="21"/>
+        </w:rPr>
+        <w:t xml:space="preserve">UI</w:t>
+      </w:r>
+      <w:r>
+        <w:rPr>
+          <w:rFonts w:ascii="맑은 고딕" w:hAnsi="맑은 고딕" w:eastAsia="맑은 고딕"/>
+          <w:sz w:val="21"/>
+        </w:rPr>
+        <w:t xml:space="preserve">가 켜져 최소 보충 로깅이 자동으로 성립했다는 뜻이다. 실행 전에는 셋 다 </w:t>
+      </w:r>
+      <w:r>
+        <w:rPr>
+          <w:rFonts w:ascii="Consolas" w:hAnsi="Consolas" w:eastAsia="맑은 고딕"/>
+          <w:sz w:val="21"/>
+        </w:rPr>
+        <w:t xml:space="preserve">NO</w:t>
+      </w:r>
+      <w:r>
+        <w:rPr>
+          <w:rFonts w:ascii="맑은 고딕" w:hAnsi="맑은 고딕" w:eastAsia="맑은 고딕"/>
+          <w:sz w:val="21"/>
+        </w:rPr>
+        <w:t xml:space="preserve">였다.</w:t>
       </w:r>
     </w:p>
     <w:p>
@@ -148,7 +232,7 @@
           <w:b/>
           <w:sz w:val="21"/>
         </w:rPr>
-        <w:t>[하-07] 정답: ① ALTER DATABASE RECOVER TO LOGICAL STANDBY KEEP IDENTITY</w:t>
+        <w:t>[하-07] 정답: ② ALTER DATABASE RECOVER TO LOGICAL STANDBY KEEP IDENTITY</w:t>
       </w:r>
     </w:p>
     <w:p>
@@ -157,7 +241,49 @@
           <w:rFonts w:ascii="맑은 고딕" w:hAnsi="맑은 고딕" w:eastAsia="맑은 고딕"/>
           <w:sz w:val="21"/>
         </w:rPr>
-        <w:t>해설: `CONVERT`가 아니라 `RECOVER TO`다. 11장의 Snapshot Standby가 `CONVERT TO`였던 것과 대비된다.</w:t>
+        <w:t xml:space="preserve">해설: </w:t>
+      </w:r>
+      <w:r>
+        <w:rPr>
+          <w:rFonts w:ascii="Consolas" w:hAnsi="Consolas" w:eastAsia="맑은 고딕"/>
+          <w:sz w:val="21"/>
+        </w:rPr>
+        <w:t xml:space="preserve">CONVERT</w:t>
+      </w:r>
+      <w:r>
+        <w:rPr>
+          <w:rFonts w:ascii="맑은 고딕" w:hAnsi="맑은 고딕" w:eastAsia="맑은 고딕"/>
+          <w:sz w:val="21"/>
+        </w:rPr>
+        <w:t xml:space="preserve">가 아니라 </w:t>
+      </w:r>
+      <w:r>
+        <w:rPr>
+          <w:rFonts w:ascii="Consolas" w:hAnsi="Consolas" w:eastAsia="맑은 고딕"/>
+          <w:sz w:val="21"/>
+        </w:rPr>
+        <w:t xml:space="preserve">RECOVER TO</w:t>
+      </w:r>
+      <w:r>
+        <w:rPr>
+          <w:rFonts w:ascii="맑은 고딕" w:hAnsi="맑은 고딕" w:eastAsia="맑은 고딕"/>
+          <w:sz w:val="21"/>
+        </w:rPr>
+        <w:t xml:space="preserve">다. 11장의 Snapshot Standby가 </w:t>
+      </w:r>
+      <w:r>
+        <w:rPr>
+          <w:rFonts w:ascii="Consolas" w:hAnsi="Consolas" w:eastAsia="맑은 고딕"/>
+          <w:sz w:val="21"/>
+        </w:rPr>
+        <w:t xml:space="preserve">CONVERT TO</w:t>
+      </w:r>
+      <w:r>
+        <w:rPr>
+          <w:rFonts w:ascii="맑은 고딕" w:hAnsi="맑은 고딕" w:eastAsia="맑은 고딕"/>
+          <w:sz w:val="21"/>
+        </w:rPr>
+        <w:t xml:space="preserve">였던 것과 대비된다.</w:t>
       </w:r>
     </w:p>
     <w:p>
@@ -167,7 +293,7 @@
           <w:b/>
           <w:sz w:val="21"/>
         </w:rPr>
-        <w:t>[하-08] 정답: ① ORA-02084</w:t>
+        <w:t>[하-08] 정답: ④ ORA-02084</w:t>
       </w:r>
     </w:p>
     <w:p>
@@ -176,7 +302,35 @@
           <w:rFonts w:ascii="맑은 고딕" w:hAnsi="맑은 고딕" w:eastAsia="맑은 고딕"/>
           <w:sz w:val="21"/>
         </w:rPr>
-        <w:t>해설: `database name is missing a component`. `boston_lg`가 9자였다. 메시지가 길이 문제를 말하는 것처럼 들리지 않아 한 번 겪어 두면 다음에 빨리 알아본다.</w:t>
+        <w:t xml:space="preserve">해설: </w:t>
+      </w:r>
+      <w:r>
+        <w:rPr>
+          <w:rFonts w:ascii="Consolas" w:hAnsi="Consolas" w:eastAsia="맑은 고딕"/>
+          <w:sz w:val="21"/>
+        </w:rPr>
+        <w:t xml:space="preserve">database name is missing a component</w:t>
+      </w:r>
+      <w:r>
+        <w:rPr>
+          <w:rFonts w:ascii="맑은 고딕" w:hAnsi="맑은 고딕" w:eastAsia="맑은 고딕"/>
+          <w:sz w:val="21"/>
+        </w:rPr>
+        <w:t xml:space="preserve">. </w:t>
+      </w:r>
+      <w:r>
+        <w:rPr>
+          <w:rFonts w:ascii="Consolas" w:hAnsi="Consolas" w:eastAsia="맑은 고딕"/>
+          <w:sz w:val="21"/>
+        </w:rPr>
+        <w:t xml:space="preserve">boston_lg</w:t>
+      </w:r>
+      <w:r>
+        <w:rPr>
+          <w:rFonts w:ascii="맑은 고딕" w:hAnsi="맑은 고딕" w:eastAsia="맑은 고딕"/>
+          <w:sz w:val="21"/>
+        </w:rPr>
+        <w:t xml:space="preserve">가 9자였다. 메시지가 길이 문제를 말하는 것처럼 들리지 않아 한 번 겪어 두면 다음에 빨리 알아본다.</w:t>
       </w:r>
     </w:p>
     <w:p>
@@ -186,7 +340,7 @@
           <w:b/>
           <w:sz w:val="21"/>
         </w:rPr>
-        <w:t>[하-09] 정답: ① ORA-01665</w:t>
+        <w:t>[하-09] 정답: ③ ORA-01665</w:t>
       </w:r>
     </w:p>
     <w:p>
@@ -195,7 +349,29 @@
           <w:rFonts w:ascii="맑은 고딕" w:hAnsi="맑은 고딕" w:eastAsia="맑은 고딕"/>
           <w:sz w:val="21"/>
         </w:rPr>
-        <w:t>해설: `control file is not a standby control file`. 1장(Primary)·10장(Far Sync)·11장(Snapshot)에 이어 네 번째다. **MRP를 띄울 수 있는 것은 Standby 컨트롤 파일뿐이다.**</w:t>
+        <w:t xml:space="preserve">해설: </w:t>
+      </w:r>
+      <w:r>
+        <w:rPr>
+          <w:rFonts w:ascii="Consolas" w:hAnsi="Consolas" w:eastAsia="맑은 고딕"/>
+          <w:sz w:val="21"/>
+        </w:rPr>
+        <w:t xml:space="preserve">control file is not a standby control file</w:t>
+      </w:r>
+      <w:r>
+        <w:rPr>
+          <w:rFonts w:ascii="맑은 고딕" w:hAnsi="맑은 고딕" w:eastAsia="맑은 고딕"/>
+          <w:sz w:val="21"/>
+        </w:rPr>
+        <w:t xml:space="preserve">. 1장(Primary)·10장(Far Sync)·11장(Snapshot)에 이어 네 번째다. </w:t>
+      </w:r>
+      <w:r>
+        <w:rPr>
+          <w:rFonts w:ascii="맑은 고딕" w:hAnsi="맑은 고딕" w:eastAsia="맑은 고딕"/>
+          <w:b/>
+          <w:sz w:val="21"/>
+        </w:rPr>
+        <w:t xml:space="preserve">MRP를 띄울 수 있는 것은 Standby 컨트롤 파일뿐이다.</w:t>
       </w:r>
     </w:p>
     <w:p>
@@ -214,7 +390,21 @@
           <w:rFonts w:ascii="맑은 고딕" w:hAnsi="맑은 고딕" w:eastAsia="맑은 고딕"/>
           <w:sz w:val="21"/>
         </w:rPr>
-        <w:t>해설: `READ ONLY`를 붙이지 않는다. Logical Standby는 사실상 독립된 데이터베이스처럼 동작한다.</w:t>
+        <w:t xml:space="preserve">해설: </w:t>
+      </w:r>
+      <w:r>
+        <w:rPr>
+          <w:rFonts w:ascii="Consolas" w:hAnsi="Consolas" w:eastAsia="맑은 고딕"/>
+          <w:sz w:val="21"/>
+        </w:rPr>
+        <w:t xml:space="preserve">READ ONLY</w:t>
+      </w:r>
+      <w:r>
+        <w:rPr>
+          <w:rFonts w:ascii="맑은 고딕" w:hAnsi="맑은 고딕" w:eastAsia="맑은 고딕"/>
+          <w:sz w:val="21"/>
+        </w:rPr>
+        <w:t xml:space="preserve">를 붙이지 않는다. Logical Standby는 사실상 독립된 데이터베이스처럼 동작한다.</w:t>
       </w:r>
     </w:p>
     <w:p>
@@ -224,7 +414,7 @@
           <w:b/>
           <w:sz w:val="21"/>
         </w:rPr>
-        <w:t>[하-11] 정답: ① READ WRITE</w:t>
+        <w:t>[하-11] 정답: ④ READ WRITE</w:t>
       </w:r>
     </w:p>
     <w:p>
@@ -252,7 +442,35 @@
           <w:rFonts w:ascii="맑은 고딕" w:hAnsi="맑은 고딕" w:eastAsia="맑은 고딕"/>
           <w:sz w:val="21"/>
         </w:rPr>
-        <w:t>해설: `IMMEDIATE`는 실시간 적용을 뜻하며 7장의 `USING CURRENT LOGFILE`에 해당한다.</w:t>
+        <w:t xml:space="preserve">해설: </w:t>
+      </w:r>
+      <w:r>
+        <w:rPr>
+          <w:rFonts w:ascii="Consolas" w:hAnsi="Consolas" w:eastAsia="맑은 고딕"/>
+          <w:sz w:val="21"/>
+        </w:rPr>
+        <w:t xml:space="preserve">IMMEDIATE</w:t>
+      </w:r>
+      <w:r>
+        <w:rPr>
+          <w:rFonts w:ascii="맑은 고딕" w:hAnsi="맑은 고딕" w:eastAsia="맑은 고딕"/>
+          <w:sz w:val="21"/>
+        </w:rPr>
+        <w:t xml:space="preserve">는 실시간 적용을 뜻하며 7장의 </w:t>
+      </w:r>
+      <w:r>
+        <w:rPr>
+          <w:rFonts w:ascii="Consolas" w:hAnsi="Consolas" w:eastAsia="맑은 고딕"/>
+          <w:sz w:val="21"/>
+        </w:rPr>
+        <w:t xml:space="preserve">USING CURRENT LOGFILE</w:t>
+      </w:r>
+      <w:r>
+        <w:rPr>
+          <w:rFonts w:ascii="맑은 고딕" w:hAnsi="맑은 고딕" w:eastAsia="맑은 고딕"/>
+          <w:sz w:val="21"/>
+        </w:rPr>
+        <w:t xml:space="preserve">에 해당한다.</w:t>
       </w:r>
     </w:p>
     <w:p>
@@ -262,7 +480,7 @@
           <w:b/>
           <w:sz w:val="21"/>
         </w:rPr>
-        <w:t>[하-13] 정답: ① 6</w:t>
+        <w:t>[하-13] 정답: ② 6</w:t>
       </w:r>
     </w:p>
     <w:p>
@@ -281,7 +499,7 @@
           <w:b/>
           <w:sz w:val="21"/>
         </w:rPr>
-        <w:t>[하-14] 정답: ① APPLIER</w:t>
+        <w:t>[하-14] 정답: ③ APPLIER</w:t>
       </w:r>
     </w:p>
     <w:p>
@@ -300,7 +518,7 @@
           <w:b/>
           <w:sz w:val="21"/>
         </w:rPr>
-        <w:t>[하-15] 정답: ① 할 일이 없다 — 정상이다</w:t>
+        <w:t>[하-15] 정답: ④ 할 일이 없다 — 정상이다</w:t>
       </w:r>
     </w:p>
     <w:p>
@@ -309,7 +527,63 @@
           <w:rFonts w:ascii="맑은 고딕" w:hAnsi="맑은 고딕" w:eastAsia="맑은 고딕"/>
           <w:sz w:val="21"/>
         </w:rPr>
-        <w:t>해설: `V$LOGSTDBY_PROCESS`의 `STATUS`는 오류 번호 형식으로 상태를 표현한다. `ORA-16111`(준비 중)·`ORA-16242`(로그 처리 중)도 같은 성격이다.</w:t>
+        <w:t xml:space="preserve">해설: </w:t>
+      </w:r>
+      <w:r>
+        <w:rPr>
+          <w:rFonts w:ascii="Consolas" w:hAnsi="Consolas" w:eastAsia="맑은 고딕"/>
+          <w:sz w:val="21"/>
+        </w:rPr>
+        <w:t xml:space="preserve">V$LOGSTDBY_PROCESS</w:t>
+      </w:r>
+      <w:r>
+        <w:rPr>
+          <w:rFonts w:ascii="맑은 고딕" w:hAnsi="맑은 고딕" w:eastAsia="맑은 고딕"/>
+          <w:sz w:val="21"/>
+        </w:rPr>
+        <w:t xml:space="preserve">의 </w:t>
+      </w:r>
+      <w:r>
+        <w:rPr>
+          <w:rFonts w:ascii="Consolas" w:hAnsi="Consolas" w:eastAsia="맑은 고딕"/>
+          <w:sz w:val="21"/>
+        </w:rPr>
+        <w:t xml:space="preserve">STATUS</w:t>
+      </w:r>
+      <w:r>
+        <w:rPr>
+          <w:rFonts w:ascii="맑은 고딕" w:hAnsi="맑은 고딕" w:eastAsia="맑은 고딕"/>
+          <w:sz w:val="21"/>
+        </w:rPr>
+        <w:t xml:space="preserve">는 오류 번호 형식으로 상태를 표현한다. </w:t>
+      </w:r>
+      <w:r>
+        <w:rPr>
+          <w:rFonts w:ascii="Consolas" w:hAnsi="Consolas" w:eastAsia="맑은 고딕"/>
+          <w:sz w:val="21"/>
+        </w:rPr>
+        <w:t xml:space="preserve">ORA-16111</w:t>
+      </w:r>
+      <w:r>
+        <w:rPr>
+          <w:rFonts w:ascii="맑은 고딕" w:hAnsi="맑은 고딕" w:eastAsia="맑은 고딕"/>
+          <w:sz w:val="21"/>
+        </w:rPr>
+        <w:t xml:space="preserve">(준비 중)·</w:t>
+      </w:r>
+      <w:r>
+        <w:rPr>
+          <w:rFonts w:ascii="Consolas" w:hAnsi="Consolas" w:eastAsia="맑은 고딕"/>
+          <w:sz w:val="21"/>
+        </w:rPr>
+        <w:t xml:space="preserve">ORA-16242</w:t>
+      </w:r>
+      <w:r>
+        <w:rPr>
+          <w:rFonts w:ascii="맑은 고딕" w:hAnsi="맑은 고딕" w:eastAsia="맑은 고딕"/>
+          <w:sz w:val="21"/>
+        </w:rPr>
+        <w:t xml:space="preserve">(로그 처리 중)도 같은 성격이다.</w:t>
       </w:r>
     </w:p>
     <w:p>
@@ -366,7 +640,63 @@
           <w:rFonts w:ascii="맑은 고딕" w:hAnsi="맑은 고딕" w:eastAsia="맑은 고딕"/>
           <w:sz w:val="21"/>
         </w:rPr>
-        <w:t>해설: 실측에서 `system.lg_skip`을 조회하자 `ORA-00942`였다. `DBA_LOGSTDBY_SKIP`의 `INTERNAL SCHEMA` 규칙이 작동한 것이다.</w:t>
+        <w:t xml:space="preserve">해설: 실측에서 </w:t>
+      </w:r>
+      <w:r>
+        <w:rPr>
+          <w:rFonts w:ascii="Consolas" w:hAnsi="Consolas" w:eastAsia="맑은 고딕"/>
+          <w:sz w:val="21"/>
+        </w:rPr>
+        <w:t xml:space="preserve">system.lg_skip</w:t>
+      </w:r>
+      <w:r>
+        <w:rPr>
+          <w:rFonts w:ascii="맑은 고딕" w:hAnsi="맑은 고딕" w:eastAsia="맑은 고딕"/>
+          <w:sz w:val="21"/>
+        </w:rPr>
+        <w:t xml:space="preserve">을 조회하자 </w:t>
+      </w:r>
+      <w:r>
+        <w:rPr>
+          <w:rFonts w:ascii="Consolas" w:hAnsi="Consolas" w:eastAsia="맑은 고딕"/>
+          <w:sz w:val="21"/>
+        </w:rPr>
+        <w:t xml:space="preserve">ORA-00942</w:t>
+      </w:r>
+      <w:r>
+        <w:rPr>
+          <w:rFonts w:ascii="맑은 고딕" w:hAnsi="맑은 고딕" w:eastAsia="맑은 고딕"/>
+          <w:sz w:val="21"/>
+        </w:rPr>
+        <w:t xml:space="preserve">였다. </w:t>
+      </w:r>
+      <w:r>
+        <w:rPr>
+          <w:rFonts w:ascii="Consolas" w:hAnsi="Consolas" w:eastAsia="맑은 고딕"/>
+          <w:sz w:val="21"/>
+        </w:rPr>
+        <w:t xml:space="preserve">DBA_LOGSTDBY_SKIP</w:t>
+      </w:r>
+      <w:r>
+        <w:rPr>
+          <w:rFonts w:ascii="맑은 고딕" w:hAnsi="맑은 고딕" w:eastAsia="맑은 고딕"/>
+          <w:sz w:val="21"/>
+        </w:rPr>
+        <w:t xml:space="preserve">의 </w:t>
+      </w:r>
+      <w:r>
+        <w:rPr>
+          <w:rFonts w:ascii="Consolas" w:hAnsi="Consolas" w:eastAsia="맑은 고딕"/>
+          <w:sz w:val="21"/>
+        </w:rPr>
+        <w:t xml:space="preserve">INTERNAL SCHEMA</w:t>
+      </w:r>
+      <w:r>
+        <w:rPr>
+          <w:rFonts w:ascii="맑은 고딕" w:hAnsi="맑은 고딕" w:eastAsia="맑은 고딕"/>
+          <w:sz w:val="21"/>
+        </w:rPr>
+        <w:t xml:space="preserve"> 규칙이 작동한 것이다.</w:t>
       </w:r>
     </w:p>
     <w:p>
@@ -376,7 +706,7 @@
           <w:b/>
           <w:sz w:val="21"/>
         </w:rPr>
-        <w:t>[하-19] 정답: ① 35</w:t>
+        <w:t>[하-19] 정답: ② 35</w:t>
       </w:r>
     </w:p>
     <w:p>
@@ -385,7 +715,77 @@
           <w:rFonts w:ascii="맑은 고딕" w:hAnsi="맑은 고딕" w:eastAsia="맑은 고딕"/>
           <w:sz w:val="21"/>
         </w:rPr>
-        <w:t>해설: 대부분이 `INTERNAL SCHEMA`이며 `SYS`·`SYSTEM`·`XS$NULL`·`OJVMSYS` 등이 나열된다. 실습에서 둘을 더해 37개가 됐다.</w:t>
+        <w:t xml:space="preserve">해설: 대부분이 </w:t>
+      </w:r>
+      <w:r>
+        <w:rPr>
+          <w:rFonts w:ascii="Consolas" w:hAnsi="Consolas" w:eastAsia="맑은 고딕"/>
+          <w:sz w:val="21"/>
+        </w:rPr>
+        <w:t xml:space="preserve">INTERNAL SCHEMA</w:t>
+      </w:r>
+      <w:r>
+        <w:rPr>
+          <w:rFonts w:ascii="맑은 고딕" w:hAnsi="맑은 고딕" w:eastAsia="맑은 고딕"/>
+          <w:sz w:val="21"/>
+        </w:rPr>
+        <w:t xml:space="preserve">이며 </w:t>
+      </w:r>
+      <w:r>
+        <w:rPr>
+          <w:rFonts w:ascii="Consolas" w:hAnsi="Consolas" w:eastAsia="맑은 고딕"/>
+          <w:sz w:val="21"/>
+        </w:rPr>
+        <w:t xml:space="preserve">SYS</w:t>
+      </w:r>
+      <w:r>
+        <w:rPr>
+          <w:rFonts w:ascii="맑은 고딕" w:hAnsi="맑은 고딕" w:eastAsia="맑은 고딕"/>
+          <w:sz w:val="21"/>
+        </w:rPr>
+        <w:t xml:space="preserve">·</w:t>
+      </w:r>
+      <w:r>
+        <w:rPr>
+          <w:rFonts w:ascii="Consolas" w:hAnsi="Consolas" w:eastAsia="맑은 고딕"/>
+          <w:sz w:val="21"/>
+        </w:rPr>
+        <w:t xml:space="preserve">SYSTEM</w:t>
+      </w:r>
+      <w:r>
+        <w:rPr>
+          <w:rFonts w:ascii="맑은 고딕" w:hAnsi="맑은 고딕" w:eastAsia="맑은 고딕"/>
+          <w:sz w:val="21"/>
+        </w:rPr>
+        <w:t xml:space="preserve">·</w:t>
+      </w:r>
+      <w:r>
+        <w:rPr>
+          <w:rFonts w:ascii="Consolas" w:hAnsi="Consolas" w:eastAsia="맑은 고딕"/>
+          <w:sz w:val="21"/>
+        </w:rPr>
+        <w:t xml:space="preserve">XS$NULL</w:t>
+      </w:r>
+      <w:r>
+        <w:rPr>
+          <w:rFonts w:ascii="맑은 고딕" w:hAnsi="맑은 고딕" w:eastAsia="맑은 고딕"/>
+          <w:sz w:val="21"/>
+        </w:rPr>
+        <w:t xml:space="preserve">·</w:t>
+      </w:r>
+      <w:r>
+        <w:rPr>
+          <w:rFonts w:ascii="Consolas" w:hAnsi="Consolas" w:eastAsia="맑은 고딕"/>
+          <w:sz w:val="21"/>
+        </w:rPr>
+        <w:t xml:space="preserve">OJVMSYS</w:t>
+      </w:r>
+      <w:r>
+        <w:rPr>
+          <w:rFonts w:ascii="맑은 고딕" w:hAnsi="맑은 고딕" w:eastAsia="맑은 고딕"/>
+          <w:sz w:val="21"/>
+        </w:rPr>
+        <w:t xml:space="preserve"> 등이 나열된다. 실습에서 둘을 더해 37개가 됐다.</w:t>
       </w:r>
     </w:p>
     <w:p>
@@ -422,7 +822,7 @@
           <w:b/>
           <w:sz w:val="21"/>
         </w:rPr>
-        <w:t>[중-01] 정답: ① 리두를 블록으로 적용하느냐 SQL로 재구성해 실행하느냐</w:t>
+        <w:t>[중-01] 정답: ② 리두를 블록으로 적용하느냐 SQL로 재구성해 실행하느냐</w:t>
       </w:r>
     </w:p>
     <w:p>
@@ -450,7 +850,21 @@
           <w:rFonts w:ascii="맑은 고딕" w:hAnsi="맑은 고딕" w:eastAsia="맑은 고딕"/>
           <w:sz w:val="21"/>
         </w:rPr>
-        <w:t>해설: 이것이 오히려 잃는 것이다. `DBA_LOGSTDBY_UNSUPPORTED`에 나온 컬럼을 가진 테이블은 데이터가 복제되지 않는다.</w:t>
+        <w:t xml:space="preserve">해설: 이것이 오히려 잃는 것이다. </w:t>
+      </w:r>
+      <w:r>
+        <w:rPr>
+          <w:rFonts w:ascii="Consolas" w:hAnsi="Consolas" w:eastAsia="맑은 고딕"/>
+          <w:sz w:val="21"/>
+        </w:rPr>
+        <w:t xml:space="preserve">DBA_LOGSTDBY_UNSUPPORTED</w:t>
+      </w:r>
+      <w:r>
+        <w:rPr>
+          <w:rFonts w:ascii="맑은 고딕" w:hAnsi="맑은 고딕" w:eastAsia="맑은 고딕"/>
+          <w:sz w:val="21"/>
+        </w:rPr>
+        <w:t xml:space="preserve">에 나온 컬럼을 가진 테이블은 데이터가 복제되지 않는다.</w:t>
       </w:r>
     </w:p>
     <w:p>
@@ -460,7 +874,7 @@
           <w:b/>
           <w:sz w:val="21"/>
         </w:rPr>
-        <w:t>[중-03] 정답: ① 리두만으로는 어느 행이 바뀌었는지 알 수 없기 때문</w:t>
+        <w:t>[중-03] 정답: ② 리두만으로는 어느 행이 바뀌었는지 알 수 없기 때문</w:t>
       </w:r>
     </w:p>
     <w:p>
@@ -479,7 +893,7 @@
           <w:b/>
           <w:sz w:val="21"/>
         </w:rPr>
-        <w:t>[중-04] 정답: ① 서로 다른 것이며 둘 다 필요하다</w:t>
+        <w:t>[중-04] 정답: ④ 서로 다른 것이며 둘 다 필요하다</w:t>
       </w:r>
     </w:p>
     <w:p>
@@ -488,7 +902,21 @@
           <w:rFonts w:ascii="맑은 고딕" w:hAnsi="맑은 고딕" w:eastAsia="맑은 고딕"/>
           <w:sz w:val="21"/>
         </w:rPr>
-        <w:t>해설: `FORCE_LOGGING`은 "리두를 남기느냐"(4장), 보충 로깅은 "리두에 무엇을 더 담느냐"의 문제다. 서로를 대신하지 못한다.</w:t>
+        <w:t xml:space="preserve">해설: </w:t>
+      </w:r>
+      <w:r>
+        <w:rPr>
+          <w:rFonts w:ascii="Consolas" w:hAnsi="Consolas" w:eastAsia="맑은 고딕"/>
+          <w:sz w:val="21"/>
+        </w:rPr>
+        <w:t xml:space="preserve">FORCE_LOGGING</w:t>
+      </w:r>
+      <w:r>
+        <w:rPr>
+          <w:rFonts w:ascii="맑은 고딕" w:hAnsi="맑은 고딕" w:eastAsia="맑은 고딕"/>
+          <w:sz w:val="21"/>
+        </w:rPr>
+        <w:t xml:space="preserve">은 "리두를 남기느냐"(4장), 보충 로깅은 "리두에 무엇을 더 담느냐"의 문제다. 서로를 대신하지 못한다.</w:t>
       </w:r>
     </w:p>
     <w:p>
@@ -517,7 +945,7 @@
           <w:b/>
           <w:sz w:val="21"/>
         </w:rPr>
-        <w:t>[중-06] 정답: ① V$ARCHIVED_LOG의 DICTIONARY_BEGIN·DICTIONARY_END</w:t>
+        <w:t>[중-06] 정답: ③ V$ARCHIVED_LOG의 DICTIONARY_BEGIN·DICTIONARY_END</w:t>
       </w:r>
     </w:p>
     <w:p>
@@ -526,7 +954,21 @@
           <w:rFonts w:ascii="맑은 고딕" w:hAnsi="맑은 고딕" w:eastAsia="맑은 고딕"/>
           <w:sz w:val="21"/>
         </w:rPr>
-        <w:t>해설: 실측에서 두 값이 모두 `YES`인 아카이브가 2개 있었다. 전환이 진행되지 않을 때 딕셔너리가 어느 시퀀스에 있는지 확인할 수 있다.</w:t>
+        <w:t xml:space="preserve">해설: 실측에서 두 값이 모두 </w:t>
+      </w:r>
+      <w:r>
+        <w:rPr>
+          <w:rFonts w:ascii="Consolas" w:hAnsi="Consolas" w:eastAsia="맑은 고딕"/>
+          <w:sz w:val="21"/>
+        </w:rPr>
+        <w:t xml:space="preserve">YES</w:t>
+      </w:r>
+      <w:r>
+        <w:rPr>
+          <w:rFonts w:ascii="맑은 고딕" w:hAnsi="맑은 고딕" w:eastAsia="맑은 고딕"/>
+          <w:sz w:val="21"/>
+        </w:rPr>
+        <w:t xml:space="preserve">인 아카이브가 2개 있었다. 전환이 진행되지 않을 때 딕셔너리가 어느 시퀀스에 있는지 확인할 수 있다.</w:t>
       </w:r>
     </w:p>
     <w:p>
@@ -536,7 +978,7 @@
           <w:b/>
           <w:sz w:val="21"/>
         </w:rPr>
-        <w:t>[중-07] 정답: ① MRP가 딕셔너리를 이미 적용해 지나쳤다</w:t>
+        <w:t>[중-07] 정답: ④ MRP가 딕셔너리를 이미 적용해 지나쳤다</w:t>
       </w:r>
     </w:p>
     <w:p>
@@ -545,7 +987,21 @@
           <w:rFonts w:ascii="맑은 고딕" w:hAnsi="맑은 고딕" w:eastAsia="맑은 고딕"/>
           <w:sz w:val="21"/>
         </w:rPr>
-        <w:t>해설: `BUILD`를 먼저 하고 적용 중지를 나중에 했기 때문이다. 전환 명령은 자기가 시작한 지점부터 앞으로 나아가며 딕셔너리를 찾는데 그것이 뒤에 있으면 못 찾는다.</w:t>
+        <w:t xml:space="preserve">해설: </w:t>
+      </w:r>
+      <w:r>
+        <w:rPr>
+          <w:rFonts w:ascii="Consolas" w:hAnsi="Consolas" w:eastAsia="맑은 고딕"/>
+          <w:sz w:val="21"/>
+        </w:rPr>
+        <w:t xml:space="preserve">BUILD</w:t>
+      </w:r>
+      <w:r>
+        <w:rPr>
+          <w:rFonts w:ascii="맑은 고딕" w:hAnsi="맑은 고딕" w:eastAsia="맑은 고딕"/>
+          <w:sz w:val="21"/>
+        </w:rPr>
+        <w:t xml:space="preserve">를 먼저 하고 적용 중지를 나중에 했기 때문이다. 전환 명령은 자기가 시작한 지점부터 앞으로 나아가며 딕셔너리를 찾는데 그것이 뒤에 있으면 못 찾는다.</w:t>
       </w:r>
     </w:p>
     <w:p>
@@ -555,7 +1011,7 @@
           <w:b/>
           <w:sz w:val="21"/>
         </w:rPr>
-        <w:t>[중-08] 정답: ① DBMS_LOGSTDBY.BUILD를 다시 실행한다</w:t>
+        <w:t>[중-08] 정답: ④ DBMS_LOGSTDBY.BUILD를 다시 실행한다</w:t>
       </w:r>
     </w:p>
     <w:p>
@@ -564,7 +1020,21 @@
           <w:rFonts w:ascii="맑은 고딕" w:hAnsi="맑은 고딕" w:eastAsia="맑은 고딕"/>
           <w:sz w:val="21"/>
         </w:rPr>
-        <w:t>해설: 전환 명령을 그대로 둔 채 Primary에서 다시 실행하고 로그를 전환하면, 기다리던 명령이 새 딕셔너리를 만나 `Database altered.`로 끝난다.</w:t>
+        <w:t xml:space="preserve">해설: 전환 명령을 그대로 둔 채 Primary에서 다시 실행하고 로그를 전환하면, 기다리던 명령이 새 딕셔너리를 만나 </w:t>
+      </w:r>
+      <w:r>
+        <w:rPr>
+          <w:rFonts w:ascii="Consolas" w:hAnsi="Consolas" w:eastAsia="맑은 고딕"/>
+          <w:sz w:val="21"/>
+        </w:rPr>
+        <w:t xml:space="preserve">Database altered.</w:t>
+      </w:r>
+      <w:r>
+        <w:rPr>
+          <w:rFonts w:ascii="맑은 고딕" w:hAnsi="맑은 고딕" w:eastAsia="맑은 고딕"/>
+          <w:sz w:val="21"/>
+        </w:rPr>
+        <w:t xml:space="preserve">로 끝난다.</w:t>
       </w:r>
     </w:p>
     <w:p>
@@ -574,7 +1044,7 @@
           <w:b/>
           <w:sz w:val="21"/>
         </w:rPr>
-        <w:t>[중-09] 정답: ① Media Recovery Waiting for T-1.S-nn</w:t>
+        <w:t>[중-09] 정답: ② Media Recovery Waiting for T-1.S-nn</w:t>
       </w:r>
     </w:p>
     <w:p>
@@ -583,7 +1053,21 @@
           <w:rFonts w:ascii="맑은 고딕" w:hAnsi="맑은 고딕" w:eastAsia="맑은 고딕"/>
           <w:sz w:val="21"/>
         </w:rPr>
-        <w:t>해설: 실측에서 `T-1.S-47`을 기다리고 있었다. Primary가 조용하면 47번 리두가 생기지 않으므로 영원히 기다린다.</w:t>
+        <w:t xml:space="preserve">해설: 실측에서 </w:t>
+      </w:r>
+      <w:r>
+        <w:rPr>
+          <w:rFonts w:ascii="Consolas" w:hAnsi="Consolas" w:eastAsia="맑은 고딕"/>
+          <w:sz w:val="21"/>
+        </w:rPr>
+        <w:t xml:space="preserve">T-1.S-47</w:t>
+      </w:r>
+      <w:r>
+        <w:rPr>
+          <w:rFonts w:ascii="맑은 고딕" w:hAnsi="맑은 고딕" w:eastAsia="맑은 고딕"/>
+          <w:sz w:val="21"/>
+        </w:rPr>
+        <w:t xml:space="preserve">을 기다리고 있었다. Primary가 조용하면 47번 리두가 생기지 않으므로 영원히 기다린다.</w:t>
       </w:r>
     </w:p>
     <w:p>
@@ -602,7 +1086,35 @@
           <w:rFonts w:ascii="맑은 고딕" w:hAnsi="맑은 고딕" w:eastAsia="맑은 고딕"/>
           <w:sz w:val="21"/>
         </w:rPr>
-        <w:t>해설: 새 이름을 주면 `DB_NAME`과 `DBID`가 바뀌어 Data Guard 구성과의 관계가 끊어진다. Switchover 대상이 될 수 없고 Broker로도 관리하지 못한다.</w:t>
+        <w:t xml:space="preserve">해설: 새 이름을 주면 </w:t>
+      </w:r>
+      <w:r>
+        <w:rPr>
+          <w:rFonts w:ascii="Consolas" w:hAnsi="Consolas" w:eastAsia="맑은 고딕"/>
+          <w:sz w:val="21"/>
+        </w:rPr>
+        <w:t xml:space="preserve">DB_NAME</w:t>
+      </w:r>
+      <w:r>
+        <w:rPr>
+          <w:rFonts w:ascii="맑은 고딕" w:hAnsi="맑은 고딕" w:eastAsia="맑은 고딕"/>
+          <w:sz w:val="21"/>
+        </w:rPr>
+        <w:t xml:space="preserve">과 </w:t>
+      </w:r>
+      <w:r>
+        <w:rPr>
+          <w:rFonts w:ascii="Consolas" w:hAnsi="Consolas" w:eastAsia="맑은 고딕"/>
+          <w:sz w:val="21"/>
+        </w:rPr>
+        <w:t xml:space="preserve">DBID</w:t>
+      </w:r>
+      <w:r>
+        <w:rPr>
+          <w:rFonts w:ascii="맑은 고딕" w:hAnsi="맑은 고딕" w:eastAsia="맑은 고딕"/>
+          <w:sz w:val="21"/>
+        </w:rPr>
+        <w:t xml:space="preserve">가 바뀌어 Data Guard 구성과의 관계가 끊어진다. Switchover 대상이 될 수 없고 Broker로도 관리하지 못한다.</w:t>
       </w:r>
     </w:p>
     <w:p>
@@ -612,7 +1124,7 @@
           <w:b/>
           <w:sz w:val="21"/>
         </w:rPr>
-        <w:t>[중-11] 정답: ① 된다 — 실측에서 CDB=YES인 채로 성공했다</w:t>
+        <w:t>[중-11] 정답: ② 된다 — 실측에서 CDB=YES인 채로 성공했다</w:t>
       </w:r>
     </w:p>
     <w:p>
@@ -621,7 +1133,77 @@
           <w:rFonts w:ascii="맑은 고딕" w:hAnsi="맑은 고딕" w:eastAsia="맑은 고딕"/>
           <w:sz w:val="21"/>
         </w:rPr>
-        <w:t>해설: 흔한 질문이며 실측이 답을 준다. 전환 후 `V$DATABASE`의 `CDB`가 `YES`인 채로 `DATABASE_ROLE`이 `LOGICAL STANDBY`가 되었고, PDB 안의 스키마가 정상적으로 복제됐다.</w:t>
+        <w:t xml:space="preserve">해설: 흔한 질문이며 실측이 답을 준다. 전환 후 </w:t>
+      </w:r>
+      <w:r>
+        <w:rPr>
+          <w:rFonts w:ascii="Consolas" w:hAnsi="Consolas" w:eastAsia="맑은 고딕"/>
+          <w:sz w:val="21"/>
+        </w:rPr>
+        <w:t xml:space="preserve">V$DATABASE</w:t>
+      </w:r>
+      <w:r>
+        <w:rPr>
+          <w:rFonts w:ascii="맑은 고딕" w:hAnsi="맑은 고딕" w:eastAsia="맑은 고딕"/>
+          <w:sz w:val="21"/>
+        </w:rPr>
+        <w:t xml:space="preserve">의 </w:t>
+      </w:r>
+      <w:r>
+        <w:rPr>
+          <w:rFonts w:ascii="Consolas" w:hAnsi="Consolas" w:eastAsia="맑은 고딕"/>
+          <w:sz w:val="21"/>
+        </w:rPr>
+        <w:t xml:space="preserve">CDB</w:t>
+      </w:r>
+      <w:r>
+        <w:rPr>
+          <w:rFonts w:ascii="맑은 고딕" w:hAnsi="맑은 고딕" w:eastAsia="맑은 고딕"/>
+          <w:sz w:val="21"/>
+        </w:rPr>
+        <w:t xml:space="preserve">가 </w:t>
+      </w:r>
+      <w:r>
+        <w:rPr>
+          <w:rFonts w:ascii="Consolas" w:hAnsi="Consolas" w:eastAsia="맑은 고딕"/>
+          <w:sz w:val="21"/>
+        </w:rPr>
+        <w:t xml:space="preserve">YES</w:t>
+      </w:r>
+      <w:r>
+        <w:rPr>
+          <w:rFonts w:ascii="맑은 고딕" w:hAnsi="맑은 고딕" w:eastAsia="맑은 고딕"/>
+          <w:sz w:val="21"/>
+        </w:rPr>
+        <w:t xml:space="preserve">인 채로 </w:t>
+      </w:r>
+      <w:r>
+        <w:rPr>
+          <w:rFonts w:ascii="Consolas" w:hAnsi="Consolas" w:eastAsia="맑은 고딕"/>
+          <w:sz w:val="21"/>
+        </w:rPr>
+        <w:t xml:space="preserve">DATABASE_ROLE</w:t>
+      </w:r>
+      <w:r>
+        <w:rPr>
+          <w:rFonts w:ascii="맑은 고딕" w:hAnsi="맑은 고딕" w:eastAsia="맑은 고딕"/>
+          <w:sz w:val="21"/>
+        </w:rPr>
+        <w:t xml:space="preserve">이 </w:t>
+      </w:r>
+      <w:r>
+        <w:rPr>
+          <w:rFonts w:ascii="Consolas" w:hAnsi="Consolas" w:eastAsia="맑은 고딕"/>
+          <w:sz w:val="21"/>
+        </w:rPr>
+        <w:t xml:space="preserve">LOGICAL STANDBY</w:t>
+      </w:r>
+      <w:r>
+        <w:rPr>
+          <w:rFonts w:ascii="맑은 고딕" w:hAnsi="맑은 고딕" w:eastAsia="맑은 고딕"/>
+          <w:sz w:val="21"/>
+        </w:rPr>
+        <w:t xml:space="preserve">가 되었고, PDB 안의 스키마가 정상적으로 복제됐다.</w:t>
       </w:r>
     </w:p>
     <w:p>
@@ -631,7 +1213,7 @@
           <w:b/>
           <w:sz w:val="21"/>
         </w:rPr>
-        <w:t>[중-12] 정답: ① RESTART_SCN</w:t>
+        <w:t>[중-12] 정답: ④ RESTART_SCN</w:t>
       </w:r>
     </w:p>
     <w:p>
@@ -640,7 +1222,49 @@
           <w:rFonts w:ascii="맑은 고딕" w:hAnsi="맑은 고딕" w:eastAsia="맑은 고딕"/>
           <w:sz w:val="21"/>
         </w:rPr>
-        <w:t>해설: 조회하면 `ORA-00904`다. 8장의 `V$LOG.TYPE`, 10장의 `V$ARCHIVE_DEST_STATUS.TRANSMIT_MODE`와 같은 종류의 혼동이다.</w:t>
+        <w:t xml:space="preserve">해설: 조회하면 </w:t>
+      </w:r>
+      <w:r>
+        <w:rPr>
+          <w:rFonts w:ascii="Consolas" w:hAnsi="Consolas" w:eastAsia="맑은 고딕"/>
+          <w:sz w:val="21"/>
+        </w:rPr>
+        <w:t xml:space="preserve">ORA-00904</w:t>
+      </w:r>
+      <w:r>
+        <w:rPr>
+          <w:rFonts w:ascii="맑은 고딕" w:hAnsi="맑은 고딕" w:eastAsia="맑은 고딕"/>
+          <w:sz w:val="21"/>
+        </w:rPr>
+        <w:t xml:space="preserve">다. 8장의 </w:t>
+      </w:r>
+      <w:r>
+        <w:rPr>
+          <w:rFonts w:ascii="Consolas" w:hAnsi="Consolas" w:eastAsia="맑은 고딕"/>
+          <w:sz w:val="21"/>
+        </w:rPr>
+        <w:t xml:space="preserve">V$LOG.TYPE</w:t>
+      </w:r>
+      <w:r>
+        <w:rPr>
+          <w:rFonts w:ascii="맑은 고딕" w:hAnsi="맑은 고딕" w:eastAsia="맑은 고딕"/>
+          <w:sz w:val="21"/>
+        </w:rPr>
+        <w:t xml:space="preserve">, 10장의 </w:t>
+      </w:r>
+      <w:r>
+        <w:rPr>
+          <w:rFonts w:ascii="Consolas" w:hAnsi="Consolas" w:eastAsia="맑은 고딕"/>
+          <w:sz w:val="21"/>
+        </w:rPr>
+        <w:t xml:space="preserve">V$ARCHIVE_DEST_STATUS.TRANSMIT_MODE</w:t>
+      </w:r>
+      <w:r>
+        <w:rPr>
+          <w:rFonts w:ascii="맑은 고딕" w:hAnsi="맑은 고딕" w:eastAsia="맑은 고딕"/>
+          <w:sz w:val="21"/>
+        </w:rPr>
+        <w:t xml:space="preserve">와 같은 종류의 혼동이다.</w:t>
       </w:r>
     </w:p>
     <w:p>
@@ -650,7 +1274,7 @@
           <w:b/>
           <w:sz w:val="21"/>
         </w:rPr>
-        <w:t>[중-13] 정답: ① 적용을 먼저 멈춰야 반영된다</w:t>
+        <w:t>[중-13] 정답: ④ 적용을 먼저 멈춰야 반영된다</w:t>
       </w:r>
     </w:p>
     <w:p>
@@ -669,7 +1293,7 @@
           <w:b/>
           <w:sz w:val="21"/>
         </w:rPr>
-        <w:t>[중-14] 정답: ① 테이블은 만들어지고 데이터는 비어 있다</w:t>
+        <w:t>[중-14] 정답: ③ 테이블은 만들어지고 데이터는 비어 있다</w:t>
       </w:r>
     </w:p>
     <w:p>
@@ -678,7 +1302,49 @@
           <w:rFonts w:ascii="맑은 고딕" w:hAnsi="맑은 고딕" w:eastAsia="맑은 고딕"/>
           <w:sz w:val="21"/>
         </w:rPr>
-        <w:t>해설: 실측에서 `ROWID` 컬럼을 가진 `lgu.t_bad`를 만들자 Standby에 테이블은 생겼는데 `count(*)`가 0이었다. DDL은 복제되고 DML은 건너뛴다.</w:t>
+        <w:t xml:space="preserve">해설: 실측에서 </w:t>
+      </w:r>
+      <w:r>
+        <w:rPr>
+          <w:rFonts w:ascii="Consolas" w:hAnsi="Consolas" w:eastAsia="맑은 고딕"/>
+          <w:sz w:val="21"/>
+        </w:rPr>
+        <w:t xml:space="preserve">ROWID</w:t>
+      </w:r>
+      <w:r>
+        <w:rPr>
+          <w:rFonts w:ascii="맑은 고딕" w:hAnsi="맑은 고딕" w:eastAsia="맑은 고딕"/>
+          <w:sz w:val="21"/>
+        </w:rPr>
+        <w:t xml:space="preserve"> 컬럼을 가진 </w:t>
+      </w:r>
+      <w:r>
+        <w:rPr>
+          <w:rFonts w:ascii="Consolas" w:hAnsi="Consolas" w:eastAsia="맑은 고딕"/>
+          <w:sz w:val="21"/>
+        </w:rPr>
+        <w:t xml:space="preserve">lgu.t_bad</w:t>
+      </w:r>
+      <w:r>
+        <w:rPr>
+          <w:rFonts w:ascii="맑은 고딕" w:hAnsi="맑은 고딕" w:eastAsia="맑은 고딕"/>
+          <w:sz w:val="21"/>
+        </w:rPr>
+        <w:t xml:space="preserve">를 만들자 Standby에 테이블은 생겼는데 </w:t>
+      </w:r>
+      <w:r>
+        <w:rPr>
+          <w:rFonts w:ascii="Consolas" w:hAnsi="Consolas" w:eastAsia="맑은 고딕"/>
+          <w:sz w:val="21"/>
+        </w:rPr>
+        <w:t xml:space="preserve">count(*)</w:t>
+      </w:r>
+      <w:r>
+        <w:rPr>
+          <w:rFonts w:ascii="맑은 고딕" w:hAnsi="맑은 고딕" w:eastAsia="맑은 고딕"/>
+          <w:sz w:val="21"/>
+        </w:rPr>
+        <w:t xml:space="preserve">가 0이었다. DDL은 복제되고 DML은 건너뛴다.</w:t>
       </w:r>
     </w:p>
     <w:p>
@@ -688,7 +1354,7 @@
           <w:b/>
           <w:sz w:val="21"/>
         </w:rPr>
-        <w:t>[중-15] 정답: ① 오류가 아니라 0행이라서 정상으로 착각한다</w:t>
+        <w:t>[중-15] 정답: ② 오류가 아니라 0행이라서 정상으로 착각한다</w:t>
       </w:r>
     </w:p>
     <w:p>
@@ -697,7 +1363,35 @@
           <w:rFonts w:ascii="맑은 고딕" w:hAnsi="맑은 고딕" w:eastAsia="맑은 고딕"/>
           <w:sz w:val="21"/>
         </w:rPr>
-        <w:t>해설: 테이블이 없으면 `ORA-00942`로 금방 알아채지만 비어 있으면 신호가 없다. 그래서 도입 전에 `DBA_LOGSTDBY_UNSUPPORTED`를 반드시 확인해야 한다.</w:t>
+        <w:t xml:space="preserve">해설: 테이블이 없으면 </w:t>
+      </w:r>
+      <w:r>
+        <w:rPr>
+          <w:rFonts w:ascii="Consolas" w:hAnsi="Consolas" w:eastAsia="맑은 고딕"/>
+          <w:sz w:val="21"/>
+        </w:rPr>
+        <w:t xml:space="preserve">ORA-00942</w:t>
+      </w:r>
+      <w:r>
+        <w:rPr>
+          <w:rFonts w:ascii="맑은 고딕" w:hAnsi="맑은 고딕" w:eastAsia="맑은 고딕"/>
+          <w:sz w:val="21"/>
+        </w:rPr>
+        <w:t xml:space="preserve">로 금방 알아채지만 비어 있으면 신호가 없다. 그래서 도입 전에 </w:t>
+      </w:r>
+      <w:r>
+        <w:rPr>
+          <w:rFonts w:ascii="Consolas" w:hAnsi="Consolas" w:eastAsia="맑은 고딕"/>
+          <w:sz w:val="21"/>
+        </w:rPr>
+        <w:t xml:space="preserve">DBA_LOGSTDBY_UNSUPPORTED</w:t>
+      </w:r>
+      <w:r>
+        <w:rPr>
+          <w:rFonts w:ascii="맑은 고딕" w:hAnsi="맑은 고딕" w:eastAsia="맑은 고딕"/>
+          <w:sz w:val="21"/>
+        </w:rPr>
+        <w:t xml:space="preserve">를 반드시 확인해야 한다.</w:t>
       </w:r>
     </w:p>
     <w:p>
@@ -707,7 +1401,7 @@
           <w:b/>
           <w:sz w:val="21"/>
         </w:rPr>
-        <w:t>[중-16] 정답: ① RECORD_UNSUPPORTED_OPERATIONS</w:t>
+        <w:t>[중-16] 정답: ④ RECORD_UNSUPPORTED_OPERATIONS</w:t>
       </w:r>
     </w:p>
     <w:p>
@@ -716,7 +1410,49 @@
           <w:rFonts w:ascii="맑은 고딕" w:hAnsi="맑은 고딕" w:eastAsia="맑은 고딕"/>
           <w:sz w:val="21"/>
         </w:rPr>
-        <w:t>해설: 기본값이 `FALSE`이므로 아무것도 남지 않는다. `TRUE`로 두면 건너뛴 작업이 `DBA_LOGSTDBY_EVENTS`에 기록된다.</w:t>
+        <w:t xml:space="preserve">해설: 기본값이 </w:t>
+      </w:r>
+      <w:r>
+        <w:rPr>
+          <w:rFonts w:ascii="Consolas" w:hAnsi="Consolas" w:eastAsia="맑은 고딕"/>
+          <w:sz w:val="21"/>
+        </w:rPr>
+        <w:t xml:space="preserve">FALSE</w:t>
+      </w:r>
+      <w:r>
+        <w:rPr>
+          <w:rFonts w:ascii="맑은 고딕" w:hAnsi="맑은 고딕" w:eastAsia="맑은 고딕"/>
+          <w:sz w:val="21"/>
+        </w:rPr>
+        <w:t xml:space="preserve">이므로 아무것도 남지 않는다. </w:t>
+      </w:r>
+      <w:r>
+        <w:rPr>
+          <w:rFonts w:ascii="Consolas" w:hAnsi="Consolas" w:eastAsia="맑은 고딕"/>
+          <w:sz w:val="21"/>
+        </w:rPr>
+        <w:t xml:space="preserve">TRUE</w:t>
+      </w:r>
+      <w:r>
+        <w:rPr>
+          <w:rFonts w:ascii="맑은 고딕" w:hAnsi="맑은 고딕" w:eastAsia="맑은 고딕"/>
+          <w:sz w:val="21"/>
+        </w:rPr>
+        <w:t xml:space="preserve">로 두면 건너뛴 작업이 </w:t>
+      </w:r>
+      <w:r>
+        <w:rPr>
+          <w:rFonts w:ascii="Consolas" w:hAnsi="Consolas" w:eastAsia="맑은 고딕"/>
+          <w:sz w:val="21"/>
+        </w:rPr>
+        <w:t xml:space="preserve">DBA_LOGSTDBY_EVENTS</w:t>
+      </w:r>
+      <w:r>
+        <w:rPr>
+          <w:rFonts w:ascii="맑은 고딕" w:hAnsi="맑은 고딕" w:eastAsia="맑은 고딕"/>
+          <w:sz w:val="21"/>
+        </w:rPr>
+        <w:t xml:space="preserve">에 기록된다.</w:t>
       </w:r>
     </w:p>
     <w:p>
@@ -726,7 +1462,7 @@
           <w:b/>
           <w:sz w:val="21"/>
         </w:rPr>
-        <w:t>[중-17] 정답: ① APPLY_SERVERS가 아직 크게 설정되어 있다</w:t>
+        <w:t>[중-17] 정답: ② APPLY_SERVERS가 아직 크게 설정되어 있다</w:t>
       </w:r>
     </w:p>
     <w:p>
@@ -735,7 +1471,35 @@
           <w:rFonts w:ascii="맑은 고딕" w:hAnsi="맑은 고딕" w:eastAsia="맑은 고딕"/>
           <w:sz w:val="21"/>
         </w:rPr>
-        <w:t>해설: `MAX_SERVERS`를 9로 되돌리려는데 `APPLY_SERVERS`가 6이었다. 적용 서버 6개에 READER·PREPARER·BUILDER·ANALYZER·COORDINATOR를 더하면 9를 넘는다.</w:t>
+        <w:t xml:space="preserve">해설: </w:t>
+      </w:r>
+      <w:r>
+        <w:rPr>
+          <w:rFonts w:ascii="Consolas" w:hAnsi="Consolas" w:eastAsia="맑은 고딕"/>
+          <w:sz w:val="21"/>
+        </w:rPr>
+        <w:t xml:space="preserve">MAX_SERVERS</w:t>
+      </w:r>
+      <w:r>
+        <w:rPr>
+          <w:rFonts w:ascii="맑은 고딕" w:hAnsi="맑은 고딕" w:eastAsia="맑은 고딕"/>
+          <w:sz w:val="21"/>
+        </w:rPr>
+        <w:t xml:space="preserve">를 9로 되돌리려는데 </w:t>
+      </w:r>
+      <w:r>
+        <w:rPr>
+          <w:rFonts w:ascii="Consolas" w:hAnsi="Consolas" w:eastAsia="맑은 고딕"/>
+          <w:sz w:val="21"/>
+        </w:rPr>
+        <w:t xml:space="preserve">APPLY_SERVERS</w:t>
+      </w:r>
+      <w:r>
+        <w:rPr>
+          <w:rFonts w:ascii="맑은 고딕" w:hAnsi="맑은 고딕" w:eastAsia="맑은 고딕"/>
+          <w:sz w:val="21"/>
+        </w:rPr>
+        <w:t xml:space="preserve">가 6이었다. 적용 서버 6개에 READER·PREPARER·BUILDER·ANALYZER·COORDINATOR를 더하면 9를 넘는다.</w:t>
       </w:r>
     </w:p>
     <w:p>
@@ -745,7 +1509,7 @@
           <w:b/>
           <w:sz w:val="21"/>
         </w:rPr>
-        <w:t>[중-18] 정답: ① APPLY_SERVERS를 먼저 되돌린다</w:t>
+        <w:t>[중-18] 정답: ② APPLY_SERVERS를 먼저 되돌린다</w:t>
       </w:r>
     </w:p>
     <w:p>
@@ -754,7 +1518,50 @@
           <w:rFonts w:ascii="맑은 고딕" w:hAnsi="맑은 고딕" w:eastAsia="맑은 고딕"/>
           <w:sz w:val="21"/>
         </w:rPr>
-        <w:t>해설: **줄일 때는 안쪽부터, 늘릴 때는 바깥쪽부터.** `MAX_SERVERS`가 그릇이고 `APPLY_SERVERS`가 내용물이다.</w:t>
+        <w:t xml:space="preserve">해설: </w:t>
+      </w:r>
+      <w:r>
+        <w:rPr>
+          <w:rFonts w:ascii="맑은 고딕" w:hAnsi="맑은 고딕" w:eastAsia="맑은 고딕"/>
+          <w:b/>
+          <w:sz w:val="21"/>
+        </w:rPr>
+        <w:t xml:space="preserve">줄일 때는 안쪽부터, 늘릴 때는 바깥쪽부터.</w:t>
+      </w:r>
+      <w:r>
+        <w:rPr>
+          <w:rFonts w:ascii="맑은 고딕" w:hAnsi="맑은 고딕" w:eastAsia="맑은 고딕"/>
+          <w:sz w:val="21"/>
+        </w:rPr>
+        <w:t xml:space="preserve"> </w:t>
+      </w:r>
+      <w:r>
+        <w:rPr>
+          <w:rFonts w:ascii="Consolas" w:hAnsi="Consolas" w:eastAsia="맑은 고딕"/>
+          <w:sz w:val="21"/>
+        </w:rPr>
+        <w:t xml:space="preserve">MAX_SERVERS</w:t>
+      </w:r>
+      <w:r>
+        <w:rPr>
+          <w:rFonts w:ascii="맑은 고딕" w:hAnsi="맑은 고딕" w:eastAsia="맑은 고딕"/>
+          <w:sz w:val="21"/>
+        </w:rPr>
+        <w:t xml:space="preserve">가 그릇이고 </w:t>
+      </w:r>
+      <w:r>
+        <w:rPr>
+          <w:rFonts w:ascii="Consolas" w:hAnsi="Consolas" w:eastAsia="맑은 고딕"/>
+          <w:sz w:val="21"/>
+        </w:rPr>
+        <w:t xml:space="preserve">APPLY_SERVERS</w:t>
+      </w:r>
+      <w:r>
+        <w:rPr>
+          <w:rFonts w:ascii="맑은 고딕" w:hAnsi="맑은 고딕" w:eastAsia="맑은 고딕"/>
+          <w:sz w:val="21"/>
+        </w:rPr>
+        <w:t xml:space="preserve">가 내용물이다.</w:t>
       </w:r>
     </w:p>
     <w:p>
@@ -764,7 +1571,7 @@
           <w:b/>
           <w:sz w:val="21"/>
         </w:rPr>
-        <w:t>[중-19] 정답: ① ORA-16128</w:t>
+        <w:t>[중-19] 정답: ② ORA-16128</w:t>
       </w:r>
     </w:p>
     <w:p>
@@ -773,7 +1580,35 @@
           <w:rFonts w:ascii="맑은 고딕" w:hAnsi="맑은 고딕" w:eastAsia="맑은 고딕"/>
           <w:sz w:val="21"/>
         </w:rPr>
-        <w:t>해설: `User initiated stop apply successfully completed`. 프로세스가 모두 사라지고 `V$LOGSTDBY_PROCESS`가 0행이 된다.</w:t>
+        <w:t xml:space="preserve">해설: </w:t>
+      </w:r>
+      <w:r>
+        <w:rPr>
+          <w:rFonts w:ascii="Consolas" w:hAnsi="Consolas" w:eastAsia="맑은 고딕"/>
+          <w:sz w:val="21"/>
+        </w:rPr>
+        <w:t xml:space="preserve">User initiated stop apply successfully completed</w:t>
+      </w:r>
+      <w:r>
+        <w:rPr>
+          <w:rFonts w:ascii="맑은 고딕" w:hAnsi="맑은 고딕" w:eastAsia="맑은 고딕"/>
+          <w:sz w:val="21"/>
+        </w:rPr>
+        <w:t xml:space="preserve">. 프로세스가 모두 사라지고 </w:t>
+      </w:r>
+      <w:r>
+        <w:rPr>
+          <w:rFonts w:ascii="Consolas" w:hAnsi="Consolas" w:eastAsia="맑은 고딕"/>
+          <w:sz w:val="21"/>
+        </w:rPr>
+        <w:t xml:space="preserve">V$LOGSTDBY_PROCESS</w:t>
+      </w:r>
+      <w:r>
+        <w:rPr>
+          <w:rFonts w:ascii="맑은 고딕" w:hAnsi="맑은 고딕" w:eastAsia="맑은 고딕"/>
+          <w:sz w:val="21"/>
+        </w:rPr>
+        <w:t xml:space="preserve">가 0행이 된다.</w:t>
       </w:r>
     </w:p>
     <w:p>
@@ -792,7 +1627,35 @@
           <w:rFonts w:ascii="맑은 고딕" w:hAnsi="맑은 고딕" w:eastAsia="맑은 고딕"/>
           <w:sz w:val="21"/>
         </w:rPr>
-        <w:t>해설: 전환이 되돌릴 수 없기 때문이다. 기존 `adg-configured`는 5장 시점이라 되돌리면 6장부터 다시 해야 하지만 `pre-logical`은 11장을 마친 상태다.</w:t>
+        <w:t xml:space="preserve">해설: 전환이 되돌릴 수 없기 때문이다. 기존 </w:t>
+      </w:r>
+      <w:r>
+        <w:rPr>
+          <w:rFonts w:ascii="Consolas" w:hAnsi="Consolas" w:eastAsia="맑은 고딕"/>
+          <w:sz w:val="21"/>
+        </w:rPr>
+        <w:t xml:space="preserve">adg-configured</w:t>
+      </w:r>
+      <w:r>
+        <w:rPr>
+          <w:rFonts w:ascii="맑은 고딕" w:hAnsi="맑은 고딕" w:eastAsia="맑은 고딕"/>
+          <w:sz w:val="21"/>
+        </w:rPr>
+        <w:t xml:space="preserve">는 5장 시점이라 되돌리면 6장부터 다시 해야 하지만 </w:t>
+      </w:r>
+      <w:r>
+        <w:rPr>
+          <w:rFonts w:ascii="Consolas" w:hAnsi="Consolas" w:eastAsia="맑은 고딕"/>
+          <w:sz w:val="21"/>
+        </w:rPr>
+        <w:t xml:space="preserve">pre-logical</w:t>
+      </w:r>
+      <w:r>
+        <w:rPr>
+          <w:rFonts w:ascii="맑은 고딕" w:hAnsi="맑은 고딕" w:eastAsia="맑은 고딕"/>
+          <w:sz w:val="21"/>
+        </w:rPr>
+        <w:t xml:space="preserve">은 11장을 마친 상태다.</w:t>
       </w:r>
     </w:p>
     <w:p>
@@ -810,7 +1673,7 @@
           <w:b/>
           <w:sz w:val="21"/>
         </w:rPr>
-        <w:t>[상-01] 정답: ① 있다 — SYS는 가드의 예외다</w:t>
+        <w:t>[상-01] 정답: ③ 있다 — SYS는 가드의 예외다</w:t>
       </w:r>
     </w:p>
     <w:p>
@@ -819,7 +1682,63 @@
           <w:rFonts w:ascii="맑은 고딕" w:hAnsi="맑은 고딕" w:eastAsia="맑은 고딕"/>
           <w:sz w:val="21"/>
         </w:rPr>
-        <w:t>해설: 실측에서 `GUARD_STATUS`가 `ALL`인데도 SYS가 `UPDATE`와 `ALTER TABLE`을 모두 성공시켰다. 오류도 경고도 없었다. 의도된 설계이며, 관리자가 어긋난 테이블을 되살리려면 가드를 통과할 수 있어야 하기 때문이다.</w:t>
+        <w:t xml:space="preserve">해설: 실측에서 </w:t>
+      </w:r>
+      <w:r>
+        <w:rPr>
+          <w:rFonts w:ascii="Consolas" w:hAnsi="Consolas" w:eastAsia="맑은 고딕"/>
+          <w:sz w:val="21"/>
+        </w:rPr>
+        <w:t xml:space="preserve">GUARD_STATUS</w:t>
+      </w:r>
+      <w:r>
+        <w:rPr>
+          <w:rFonts w:ascii="맑은 고딕" w:hAnsi="맑은 고딕" w:eastAsia="맑은 고딕"/>
+          <w:sz w:val="21"/>
+        </w:rPr>
+        <w:t xml:space="preserve">가 </w:t>
+      </w:r>
+      <w:r>
+        <w:rPr>
+          <w:rFonts w:ascii="Consolas" w:hAnsi="Consolas" w:eastAsia="맑은 고딕"/>
+          <w:sz w:val="21"/>
+        </w:rPr>
+        <w:t xml:space="preserve">ALL</w:t>
+      </w:r>
+      <w:r>
+        <w:rPr>
+          <w:rFonts w:ascii="맑은 고딕" w:hAnsi="맑은 고딕" w:eastAsia="맑은 고딕"/>
+          <w:sz w:val="21"/>
+        </w:rPr>
+        <w:t xml:space="preserve">인데도 SYS가 </w:t>
+      </w:r>
+      <w:r>
+        <w:rPr>
+          <w:rFonts w:ascii="Consolas" w:hAnsi="Consolas" w:eastAsia="맑은 고딕"/>
+          <w:sz w:val="21"/>
+        </w:rPr>
+        <w:t xml:space="preserve">UPDATE</w:t>
+      </w:r>
+      <w:r>
+        <w:rPr>
+          <w:rFonts w:ascii="맑은 고딕" w:hAnsi="맑은 고딕" w:eastAsia="맑은 고딕"/>
+          <w:sz w:val="21"/>
+        </w:rPr>
+        <w:t xml:space="preserve">와 </w:t>
+      </w:r>
+      <w:r>
+        <w:rPr>
+          <w:rFonts w:ascii="Consolas" w:hAnsi="Consolas" w:eastAsia="맑은 고딕"/>
+          <w:sz w:val="21"/>
+        </w:rPr>
+        <w:t xml:space="preserve">ALTER TABLE</w:t>
+      </w:r>
+      <w:r>
+        <w:rPr>
+          <w:rFonts w:ascii="맑은 고딕" w:hAnsi="맑은 고딕" w:eastAsia="맑은 고딕"/>
+          <w:sz w:val="21"/>
+        </w:rPr>
+        <w:t xml:space="preserve">을 모두 성공시켰다. 오류도 경고도 없었다. 의도된 설계이며, 관리자가 어긋난 테이블을 되살리려면 가드를 통과할 수 있어야 하기 때문이다.</w:t>
       </w:r>
     </w:p>
     <w:p>
@@ -829,7 +1748,7 @@
           <w:b/>
           <w:sz w:val="21"/>
         </w:rPr>
-        <w:t>[상-02] 정답: ① 두 값이 같게 동작했다</w:t>
+        <w:t>[상-02] 정답: ④ 두 값이 같게 동작했다</w:t>
       </w:r>
     </w:p>
     <w:p>
@@ -838,7 +1757,57 @@
           <w:rFonts w:ascii="맑은 고딕" w:hAnsi="맑은 고딕" w:eastAsia="맑은 고딕"/>
           <w:sz w:val="21"/>
         </w:rPr>
-        <w:t>해설: 문서상 `STANDBY`는 SQL Apply가 관리하는 객체만 보호하지만, 실측에서는 Standby에서만 만든 `rpt.own`에 대해서도 `ORA-16224`가 났다. **문서 설명을 그대로 믿기보다 자기 환경에서 확인하는 편이 안전하다.**</w:t>
+        <w:t xml:space="preserve">해설: 문서상 </w:t>
+      </w:r>
+      <w:r>
+        <w:rPr>
+          <w:rFonts w:ascii="Consolas" w:hAnsi="Consolas" w:eastAsia="맑은 고딕"/>
+          <w:sz w:val="21"/>
+        </w:rPr>
+        <w:t xml:space="preserve">STANDBY</w:t>
+      </w:r>
+      <w:r>
+        <w:rPr>
+          <w:rFonts w:ascii="맑은 고딕" w:hAnsi="맑은 고딕" w:eastAsia="맑은 고딕"/>
+          <w:sz w:val="21"/>
+        </w:rPr>
+        <w:t xml:space="preserve">는 SQL Apply가 관리하는 객체만 보호하지만, 실측에서는 Standby에서만 만든 </w:t>
+      </w:r>
+      <w:r>
+        <w:rPr>
+          <w:rFonts w:ascii="Consolas" w:hAnsi="Consolas" w:eastAsia="맑은 고딕"/>
+          <w:sz w:val="21"/>
+        </w:rPr>
+        <w:t xml:space="preserve">rpt.own</w:t>
+      </w:r>
+      <w:r>
+        <w:rPr>
+          <w:rFonts w:ascii="맑은 고딕" w:hAnsi="맑은 고딕" w:eastAsia="맑은 고딕"/>
+          <w:sz w:val="21"/>
+        </w:rPr>
+        <w:t xml:space="preserve">에 대해서도 </w:t>
+      </w:r>
+      <w:r>
+        <w:rPr>
+          <w:rFonts w:ascii="Consolas" w:hAnsi="Consolas" w:eastAsia="맑은 고딕"/>
+          <w:sz w:val="21"/>
+        </w:rPr>
+        <w:t xml:space="preserve">ORA-16224</w:t>
+      </w:r>
+      <w:r>
+        <w:rPr>
+          <w:rFonts w:ascii="맑은 고딕" w:hAnsi="맑은 고딕" w:eastAsia="맑은 고딕"/>
+          <w:sz w:val="21"/>
+        </w:rPr>
+        <w:t xml:space="preserve">가 났다. </w:t>
+      </w:r>
+      <w:r>
+        <w:rPr>
+          <w:rFonts w:ascii="맑은 고딕" w:hAnsi="맑은 고딕" w:eastAsia="맑은 고딕"/>
+          <w:b/>
+          <w:sz w:val="21"/>
+        </w:rPr>
+        <w:t xml:space="preserve">문서 설명을 그대로 믿기보다 자기 환경에서 확인하는 편이 안전하다.</w:t>
       </w:r>
     </w:p>
     <w:p>
@@ -848,7 +1817,7 @@
           <w:b/>
           <w:sz w:val="21"/>
         </w:rPr>
-        <w:t>[상-03] 정답: ① ORA-16224</w:t>
+        <w:t>[상-03] 정답: ③ ORA-16224</w:t>
       </w:r>
     </w:p>
     <w:p>
@@ -857,7 +1826,21 @@
           <w:rFonts w:ascii="맑은 고딕" w:hAnsi="맑은 고딕" w:eastAsia="맑은 고딕"/>
           <w:sz w:val="21"/>
         </w:rPr>
-        <w:t>해설: `Database Guard is enabled`. LGU와 RPT 모두 이 오류를 받았고 SYS만 통과했다.</w:t>
+        <w:t xml:space="preserve">해설: </w:t>
+      </w:r>
+      <w:r>
+        <w:rPr>
+          <w:rFonts w:ascii="Consolas" w:hAnsi="Consolas" w:eastAsia="맑은 고딕"/>
+          <w:sz w:val="21"/>
+        </w:rPr>
+        <w:t xml:space="preserve">Database Guard is enabled</w:t>
+      </w:r>
+      <w:r>
+        <w:rPr>
+          <w:rFonts w:ascii="맑은 고딕" w:hAnsi="맑은 고딕" w:eastAsia="맑은 고딕"/>
+          <w:sz w:val="21"/>
+        </w:rPr>
+        <w:t xml:space="preserve">. LGU와 RPT 모두 이 오류를 받았고 SYS만 통과했다.</w:t>
       </w:r>
     </w:p>
     <w:p>
@@ -867,7 +1850,7 @@
           <w:b/>
           <w:sz w:val="21"/>
         </w:rPr>
-        <w:t>[상-04] 정답: ① ORA-26676</w:t>
+        <w:t>[상-04] 정답: ② ORA-26676</w:t>
       </w:r>
     </w:p>
     <w:p>
@@ -876,7 +1859,21 @@
           <w:rFonts w:ascii="맑은 고딕" w:hAnsi="맑은 고딕" w:eastAsia="맑은 고딕"/>
           <w:sz w:val="21"/>
         </w:rPr>
-        <w:t>해설: `Table 'LGU.T1' has 2 columns in the LCR and 3 columns in the replicated site`. Primary에서 온 LCR의 컬럼 수와 Standby 테이블의 컬럼 수가 달라 적용이 멈춘다.</w:t>
+        <w:t xml:space="preserve">해설: </w:t>
+      </w:r>
+      <w:r>
+        <w:rPr>
+          <w:rFonts w:ascii="Consolas" w:hAnsi="Consolas" w:eastAsia="맑은 고딕"/>
+          <w:sz w:val="21"/>
+        </w:rPr>
+        <w:t xml:space="preserve">Table 'LGU.T1' has 2 columns in the LCR and 3 columns in the replicated site</w:t>
+      </w:r>
+      <w:r>
+        <w:rPr>
+          <w:rFonts w:ascii="맑은 고딕" w:hAnsi="맑은 고딕" w:eastAsia="맑은 고딕"/>
+          <w:sz w:val="21"/>
+        </w:rPr>
+        <w:t xml:space="preserve">. Primary에서 온 LCR의 컬럼 수와 Standby 테이블의 컬럼 수가 달라 적용이 멈춘다.</w:t>
       </w:r>
     </w:p>
     <w:p>
@@ -895,7 +1892,29 @@
           <w:rFonts w:ascii="맑은 고딕" w:hAnsi="맑은 고딕" w:eastAsia="맑은 고딕"/>
           <w:sz w:val="21"/>
         </w:rPr>
-        <w:t>해설: `A row with key ("ID") = (1) exists but has conflicting column(s) "TAG"`. 구조 문제를 고치니 값 문제가 드러났다. **원인 하나가 여러 층의 결과를 만든다.**</w:t>
+        <w:t xml:space="preserve">해설: </w:t>
+      </w:r>
+      <w:r>
+        <w:rPr>
+          <w:rFonts w:ascii="Consolas" w:hAnsi="Consolas" w:eastAsia="맑은 고딕"/>
+          <w:sz w:val="21"/>
+        </w:rPr>
+        <w:t xml:space="preserve">A row with key ("ID") = (1) exists but has conflicting column(s) "TAG"</w:t>
+      </w:r>
+      <w:r>
+        <w:rPr>
+          <w:rFonts w:ascii="맑은 고딕" w:hAnsi="맑은 고딕" w:eastAsia="맑은 고딕"/>
+          <w:sz w:val="21"/>
+        </w:rPr>
+        <w:t xml:space="preserve">. 구조 문제를 고치니 값 문제가 드러났다. </w:t>
+      </w:r>
+      <w:r>
+        <w:rPr>
+          <w:rFonts w:ascii="맑은 고딕" w:hAnsi="맑은 고딕" w:eastAsia="맑은 고딕"/>
+          <w:b/>
+          <w:sz w:val="21"/>
+        </w:rPr>
+        <w:t xml:space="preserve">원인 하나가 여러 층의 결과를 만든다.</w:t>
       </w:r>
     </w:p>
     <w:p>
@@ -905,7 +1924,7 @@
           <w:b/>
           <w:sz w:val="21"/>
         </w:rPr>
-        <w:t>[상-06] 정답: ① ORA-65040</w:t>
+        <w:t>[상-06] 정답: ③ ORA-65040</w:t>
       </w:r>
     </w:p>
     <w:p>
@@ -914,7 +1933,35 @@
           <w:rFonts w:ascii="맑은 고딕" w:hAnsi="맑은 고딕" w:eastAsia="맑은 고딕"/>
           <w:sz w:val="21"/>
         </w:rPr>
-        <w:t>해설: `operation not allowed from within a pluggable database`. 가드는 CDB 전체의 설정이므로 `CDB$ROOT`에서 실행해야 한다.</w:t>
+        <w:t xml:space="preserve">해설: </w:t>
+      </w:r>
+      <w:r>
+        <w:rPr>
+          <w:rFonts w:ascii="Consolas" w:hAnsi="Consolas" w:eastAsia="맑은 고딕"/>
+          <w:sz w:val="21"/>
+        </w:rPr>
+        <w:t xml:space="preserve">operation not allowed from within a pluggable database</w:t>
+      </w:r>
+      <w:r>
+        <w:rPr>
+          <w:rFonts w:ascii="맑은 고딕" w:hAnsi="맑은 고딕" w:eastAsia="맑은 고딕"/>
+          <w:sz w:val="21"/>
+        </w:rPr>
+        <w:t xml:space="preserve">. 가드는 CDB 전체의 설정이므로 </w:t>
+      </w:r>
+      <w:r>
+        <w:rPr>
+          <w:rFonts w:ascii="Consolas" w:hAnsi="Consolas" w:eastAsia="맑은 고딕"/>
+          <w:sz w:val="21"/>
+        </w:rPr>
+        <w:t xml:space="preserve">CDB$ROOT</w:t>
+      </w:r>
+      <w:r>
+        <w:rPr>
+          <w:rFonts w:ascii="맑은 고딕" w:hAnsi="맑은 고딕" w:eastAsia="맑은 고딕"/>
+          <w:sz w:val="21"/>
+        </w:rPr>
+        <w:t xml:space="preserve">에서 실행해야 한다.</w:t>
       </w:r>
     </w:p>
     <w:p>
@@ -943,7 +1990,7 @@
           <w:b/>
           <w:sz w:val="21"/>
         </w:rPr>
-        <w:t>[상-08] 정답: ① 링크 계정에 Data Pump 권한이 없다</w:t>
+        <w:t>[상-08] 정답: ③ 링크 계정에 Data Pump 권한이 없다</w:t>
       </w:r>
     </w:p>
     <w:p>
@@ -952,7 +1999,35 @@
           <w:rFonts w:ascii="맑은 고딕" w:hAnsi="맑은 고딕" w:eastAsia="맑은 고딕"/>
           <w:sz w:val="21"/>
         </w:rPr>
-        <w:t>해설: 스택 추적에 `DBMS_DATAPUMP`가 보인다. `DATAPUMP_EXP_FULL_DATABASE`를 부여하면 해결된다.</w:t>
+        <w:t xml:space="preserve">해설: 스택 추적에 </w:t>
+      </w:r>
+      <w:r>
+        <w:rPr>
+          <w:rFonts w:ascii="Consolas" w:hAnsi="Consolas" w:eastAsia="맑은 고딕"/>
+          <w:sz w:val="21"/>
+        </w:rPr>
+        <w:t xml:space="preserve">DBMS_DATAPUMP</w:t>
+      </w:r>
+      <w:r>
+        <w:rPr>
+          <w:rFonts w:ascii="맑은 고딕" w:hAnsi="맑은 고딕" w:eastAsia="맑은 고딕"/>
+          <w:sz w:val="21"/>
+        </w:rPr>
+        <w:t xml:space="preserve">가 보인다. </w:t>
+      </w:r>
+      <w:r>
+        <w:rPr>
+          <w:rFonts w:ascii="Consolas" w:hAnsi="Consolas" w:eastAsia="맑은 고딕"/>
+          <w:sz w:val="21"/>
+        </w:rPr>
+        <w:t xml:space="preserve">DATAPUMP_EXP_FULL_DATABASE</w:t>
+      </w:r>
+      <w:r>
+        <w:rPr>
+          <w:rFonts w:ascii="맑은 고딕" w:hAnsi="맑은 고딕" w:eastAsia="맑은 고딕"/>
+          <w:sz w:val="21"/>
+        </w:rPr>
+        <w:t xml:space="preserve">를 부여하면 해결된다.</w:t>
       </w:r>
     </w:p>
     <w:p>
@@ -962,7 +2037,7 @@
           <w:b/>
           <w:sz w:val="21"/>
         </w:rPr>
-        <w:t>[상-09] 정답: ① 테이블이 지워진 채로 남았다</w:t>
+        <w:t>[상-09] 정답: ④ 테이블이 지워진 채로 남았다</w:t>
       </w:r>
     </w:p>
     <w:p>
@@ -971,7 +2046,57 @@
           <w:rFonts w:ascii="맑은 고딕" w:hAnsi="맑은 고딕" w:eastAsia="맑은 고딕"/>
           <w:sz w:val="21"/>
         </w:rPr>
-        <w:t>해설: `INSTANTIATE_TABLE`은 먼저 대상 테이블을 지우고 새로 가져오는데, 권한 오류가 지운 뒤에 났다. `select count(*) from lgu.t1`이 `ORA-00942`가 됐다. **되돌릴 수 없는 도구는 권한부터 확인한다.**</w:t>
+        <w:t xml:space="preserve">해설: </w:t>
+      </w:r>
+      <w:r>
+        <w:rPr>
+          <w:rFonts w:ascii="Consolas" w:hAnsi="Consolas" w:eastAsia="맑은 고딕"/>
+          <w:sz w:val="21"/>
+        </w:rPr>
+        <w:t xml:space="preserve">INSTANTIATE_TABLE</w:t>
+      </w:r>
+      <w:r>
+        <w:rPr>
+          <w:rFonts w:ascii="맑은 고딕" w:hAnsi="맑은 고딕" w:eastAsia="맑은 고딕"/>
+          <w:sz w:val="21"/>
+        </w:rPr>
+        <w:t xml:space="preserve">은 먼저 대상 테이블을 지우고 새로 가져오는데, 권한 오류가 지운 뒤에 났다. </w:t>
+      </w:r>
+      <w:r>
+        <w:rPr>
+          <w:rFonts w:ascii="Consolas" w:hAnsi="Consolas" w:eastAsia="맑은 고딕"/>
+          <w:sz w:val="21"/>
+        </w:rPr>
+        <w:t xml:space="preserve">select count(*) from lgu.t1</w:t>
+      </w:r>
+      <w:r>
+        <w:rPr>
+          <w:rFonts w:ascii="맑은 고딕" w:hAnsi="맑은 고딕" w:eastAsia="맑은 고딕"/>
+          <w:sz w:val="21"/>
+        </w:rPr>
+        <w:t xml:space="preserve">이 </w:t>
+      </w:r>
+      <w:r>
+        <w:rPr>
+          <w:rFonts w:ascii="Consolas" w:hAnsi="Consolas" w:eastAsia="맑은 고딕"/>
+          <w:sz w:val="21"/>
+        </w:rPr>
+        <w:t xml:space="preserve">ORA-00942</w:t>
+      </w:r>
+      <w:r>
+        <w:rPr>
+          <w:rFonts w:ascii="맑은 고딕" w:hAnsi="맑은 고딕" w:eastAsia="맑은 고딕"/>
+          <w:sz w:val="21"/>
+        </w:rPr>
+        <w:t xml:space="preserve">가 됐다. </w:t>
+      </w:r>
+      <w:r>
+        <w:rPr>
+          <w:rFonts w:ascii="맑은 고딕" w:hAnsi="맑은 고딕" w:eastAsia="맑은 고딕"/>
+          <w:b/>
+          <w:sz w:val="21"/>
+        </w:rPr>
+        <w:t xml:space="preserve">되돌릴 수 없는 도구는 권한부터 확인한다.</w:t>
       </w:r>
     </w:p>
     <w:p>
@@ -981,7 +2106,7 @@
           <w:b/>
           <w:sz w:val="21"/>
         </w:rPr>
-        <w:t>[상-10] 정답: ① ORA-01031</w:t>
+        <w:t>[상-10] 정답: ③ ORA-01031</w:t>
       </w:r>
     </w:p>
     <w:p>
@@ -990,10 +2115,54 @@
           <w:rFonts w:ascii="맑은 고딕" w:hAnsi="맑은 고딕" w:eastAsia="맑은 고딕"/>
           <w:sz w:val="21"/>
         </w:rPr>
-        <w:t>해설: `insufficient privileges`. `GRANT ALTER DATABASE`를 주면 세션 단위로 가드를 풀 수 있다. 데이터베이스 전체를 여는 `GUARD NONE`보다 안전한 방법이다.</w:t>
+        <w:t xml:space="preserve">해설: </w:t>
+      </w:r>
+      <w:r>
+        <w:rPr>
+          <w:rFonts w:ascii="Consolas" w:hAnsi="Consolas" w:eastAsia="맑은 고딕"/>
+          <w:sz w:val="21"/>
+        </w:rPr>
+        <w:t xml:space="preserve">insufficient privileges</w:t>
+      </w:r>
+      <w:r>
+        <w:rPr>
+          <w:rFonts w:ascii="맑은 고딕" w:hAnsi="맑은 고딕" w:eastAsia="맑은 고딕"/>
+          <w:sz w:val="21"/>
+        </w:rPr>
+        <w:t xml:space="preserve">. </w:t>
+      </w:r>
+      <w:r>
+        <w:rPr>
+          <w:rFonts w:ascii="Consolas" w:hAnsi="Consolas" w:eastAsia="맑은 고딕"/>
+          <w:sz w:val="21"/>
+        </w:rPr>
+        <w:t xml:space="preserve">GRANT ALTER DATABASE</w:t>
+      </w:r>
+      <w:r>
+        <w:rPr>
+          <w:rFonts w:ascii="맑은 고딕" w:hAnsi="맑은 고딕" w:eastAsia="맑은 고딕"/>
+          <w:sz w:val="21"/>
+        </w:rPr>
+        <w:t xml:space="preserve">를 주면 세션 단위로 가드를 풀 수 있다. 데이터베이스 전체를 여는 </w:t>
+      </w:r>
+      <w:r>
+        <w:rPr>
+          <w:rFonts w:ascii="Consolas" w:hAnsi="Consolas" w:eastAsia="맑은 고딕"/>
+          <w:sz w:val="21"/>
+        </w:rPr>
+        <w:t xml:space="preserve">GUARD NONE</w:t>
+      </w:r>
+      <w:r>
+        <w:rPr>
+          <w:rFonts w:ascii="맑은 고딕" w:hAnsi="맑은 고딕" w:eastAsia="맑은 고딕"/>
+          <w:sz w:val="21"/>
+        </w:rPr>
+        <w:t xml:space="preserve">보다 안전한 방법이다.</w:t>
       </w:r>
     </w:p>
     <w:sectPr>
+      <w:headerReference w:type="default" r:id="rId9"/>
+      <w:footerReference w:type="default" r:id="rId10"/>
       <w:pgSz w:w="12240" w:h="15840"/>
       <w:pgMar w:top="1440" w:right="1800" w:bottom="1440" w:left="1800" w:header="720" w:footer="720" w:gutter="0"/>
       <w:cols w:space="720"/>
@@ -1001,6 +2170,26 @@
     </w:sectPr>
   </w:body>
 </w:document>
+</file>
+
+<file path=word/footer1.xml><?xml version="1.0" encoding="utf-8"?>
+<w:ftr xmlns:m="http://schemas.openxmlformats.org/officeDocument/2006/math" xmlns:mc="http://schemas.openxmlformats.org/markup-compatibility/2006" xmlns:mo="http://schemas.microsoft.com/office/mac/office/2008/main" xmlns:mv="urn:schemas-microsoft-com:mac:vml" xmlns:o="urn:schemas-microsoft-com:office:office" xmlns:r="http://schemas.openxmlformats.org/officeDocument/2006/relationships" xmlns:v="urn:schemas-microsoft-com:vml" xmlns:w10="urn:schemas-microsoft-com:office:word" xmlns:w14="http://schemas.microsoft.com/office/word/2010/wordml" xmlns:w="http://schemas.openxmlformats.org/wordprocessingml/2006/main" xmlns:wne="http://schemas.microsoft.com/office/word/2006/wordml" xmlns:wp14="http://schemas.microsoft.com/office/word/2010/wordprocessingDrawing" xmlns:wp="http://schemas.openxmlformats.org/drawingml/2006/wordprocessingDrawing" xmlns:wpc="http://schemas.microsoft.com/office/word/2010/wordprocessingCanvas" xmlns:wpg="http://schemas.microsoft.com/office/word/2010/wordprocessingGroup" xmlns:wpi="http://schemas.microsoft.com/office/word/2010/wordprocessingInk" xmlns:wps="http://schemas.microsoft.com/office/word/2010/wordprocessingShape" mc:Ignorable="w14 wp14">
+  <w:p>
+    <w:pPr>
+      <w:pStyle w:val="Footer"/>
+    </w:pPr>
+  </w:p>
+</w:ftr>
+</file>
+
+<file path=word/header1.xml><?xml version="1.0" encoding="utf-8"?>
+<w:hdr xmlns:m="http://schemas.openxmlformats.org/officeDocument/2006/math" xmlns:mc="http://schemas.openxmlformats.org/markup-compatibility/2006" xmlns:mo="http://schemas.microsoft.com/office/mac/office/2008/main" xmlns:mv="urn:schemas-microsoft-com:mac:vml" xmlns:o="urn:schemas-microsoft-com:office:office" xmlns:r="http://schemas.openxmlformats.org/officeDocument/2006/relationships" xmlns:v="urn:schemas-microsoft-com:vml" xmlns:w10="urn:schemas-microsoft-com:office:word" xmlns:w14="http://schemas.microsoft.com/office/word/2010/wordml" xmlns:w="http://schemas.openxmlformats.org/wordprocessingml/2006/main" xmlns:wne="http://schemas.microsoft.com/office/word/2006/wordml" xmlns:wp14="http://schemas.microsoft.com/office/word/2010/wordprocessingDrawing" xmlns:wp="http://schemas.openxmlformats.org/drawingml/2006/wordprocessingDrawing" xmlns:wpc="http://schemas.microsoft.com/office/word/2010/wordprocessingCanvas" xmlns:wpg="http://schemas.microsoft.com/office/word/2010/wordprocessingGroup" xmlns:wpi="http://schemas.microsoft.com/office/word/2010/wordprocessingInk" xmlns:wps="http://schemas.microsoft.com/office/word/2010/wordprocessingShape" mc:Ignorable="w14 wp14">
+  <w:p>
+    <w:pPr>
+      <w:pStyle w:val="Header"/>
+    </w:pPr>
+  </w:p>
+</w:hdr>
 </file>
 
 <file path=word/numbering.xml><?xml version="1.0" encoding="utf-8"?>
